--- a/Manual-Testing/Test Plan.docx
+++ b/Manual-Testing/Test Plan.docx
@@ -111,10 +111,2743 @@
         <w:br w:type="page"/>
       </w:r>
     </w:p>
+    <w:sdt>
+      <w:sdtPr>
+        <w:id w:val="-1337834221"/>
+        <w:docPartObj>
+          <w:docPartGallery w:val="Table of Contents"/>
+          <w:docPartUnique/>
+        </w:docPartObj>
+      </w:sdtPr>
+      <w:sdtEndPr>
+        <w:rPr>
+          <w:rFonts w:ascii="Times New Roman" w:eastAsiaTheme="minorHAnsi" w:hAnsi="Times New Roman" w:cstheme="minorBidi"/>
+          <w:b/>
+          <w:bCs/>
+          <w:noProof/>
+          <w:color w:val="auto"/>
+          <w:sz w:val="22"/>
+          <w:szCs w:val="22"/>
+          <w:lang w:val="en-GB"/>
+        </w:rPr>
+      </w:sdtEndPr>
+      <w:sdtContent>
+        <w:p>
+          <w:pPr>
+            <w:pStyle w:val="TOCHeading"/>
+          </w:pPr>
+          <w:r>
+            <w:t>Contents</w:t>
+          </w:r>
+        </w:p>
+        <w:p>
+          <w:pPr>
+            <w:pStyle w:val="TOC1"/>
+            <w:tabs>
+              <w:tab w:val="right" w:leader="dot" w:pos="9016"/>
+            </w:tabs>
+            <w:rPr>
+              <w:rFonts w:asciiTheme="minorHAnsi" w:eastAsiaTheme="minorEastAsia" w:hAnsiTheme="minorHAnsi"/>
+              <w:noProof/>
+              <w:lang w:eastAsia="en-GB" w:bidi="si-LK"/>
+            </w:rPr>
+          </w:pPr>
+          <w:r>
+            <w:fldChar w:fldCharType="begin"/>
+          </w:r>
+          <w:r>
+            <w:instrText xml:space="preserve"> TOC \o "1-3" \h \z \u </w:instrText>
+          </w:r>
+          <w:r>
+            <w:fldChar w:fldCharType="separate"/>
+          </w:r>
+          <w:hyperlink w:anchor="_Toc240077577" w:history="1">
+            <w:r>
+              <w:rPr>
+                <w:rStyle w:val="Hyperlink"/>
+                <w:noProof/>
+              </w:rPr>
+              <w:t>1. Introduction</w:t>
+            </w:r>
+            <w:r>
+              <w:rPr>
+                <w:noProof/>
+                <w:webHidden/>
+              </w:rPr>
+              <w:tab/>
+            </w:r>
+            <w:r>
+              <w:rPr>
+                <w:noProof/>
+                <w:webHidden/>
+              </w:rPr>
+              <w:fldChar w:fldCharType="begin"/>
+            </w:r>
+            <w:r>
+              <w:rPr>
+                <w:noProof/>
+                <w:webHidden/>
+              </w:rPr>
+              <w:instrText xml:space="preserve"> PAGEREF _Toc240077577 \h </w:instrText>
+            </w:r>
+            <w:r>
+              <w:rPr>
+                <w:noProof/>
+                <w:webHidden/>
+              </w:rPr>
+            </w:r>
+            <w:r>
+              <w:rPr>
+                <w:noProof/>
+                <w:webHidden/>
+              </w:rPr>
+              <w:fldChar w:fldCharType="separate"/>
+            </w:r>
+            <w:r>
+              <w:rPr>
+                <w:noProof/>
+                <w:webHidden/>
+              </w:rPr>
+              <w:t>4</w:t>
+            </w:r>
+            <w:r>
+              <w:rPr>
+                <w:noProof/>
+                <w:webHidden/>
+              </w:rPr>
+              <w:fldChar w:fldCharType="end"/>
+            </w:r>
+          </w:hyperlink>
+        </w:p>
+        <w:p>
+          <w:pPr>
+            <w:pStyle w:val="TOC2"/>
+            <w:tabs>
+              <w:tab w:val="left" w:pos="880"/>
+              <w:tab w:val="right" w:leader="dot" w:pos="9016"/>
+            </w:tabs>
+            <w:rPr>
+              <w:rFonts w:asciiTheme="minorHAnsi" w:eastAsiaTheme="minorEastAsia" w:hAnsiTheme="minorHAnsi"/>
+              <w:noProof/>
+              <w:lang w:eastAsia="en-GB" w:bidi="si-LK"/>
+            </w:rPr>
+          </w:pPr>
+          <w:hyperlink w:anchor="_Toc240077578" w:history="1">
+            <w:r>
+              <w:rPr>
+                <w:rStyle w:val="Hyperlink"/>
+                <w:noProof/>
+              </w:rPr>
+              <w:t>1.1</w:t>
+            </w:r>
+            <w:r>
+              <w:rPr>
+                <w:rFonts w:asciiTheme="minorHAnsi" w:eastAsiaTheme="minorEastAsia" w:hAnsiTheme="minorHAnsi"/>
+                <w:noProof/>
+                <w:lang w:eastAsia="en-GB" w:bidi="si-LK"/>
+              </w:rPr>
+              <w:tab/>
+            </w:r>
+            <w:r>
+              <w:rPr>
+                <w:rStyle w:val="Hyperlink"/>
+                <w:noProof/>
+              </w:rPr>
+              <w:t>Purpose</w:t>
+            </w:r>
+            <w:r>
+              <w:rPr>
+                <w:noProof/>
+                <w:webHidden/>
+              </w:rPr>
+              <w:tab/>
+            </w:r>
+            <w:r>
+              <w:rPr>
+                <w:noProof/>
+                <w:webHidden/>
+              </w:rPr>
+              <w:fldChar w:fldCharType="begin"/>
+            </w:r>
+            <w:r>
+              <w:rPr>
+                <w:noProof/>
+                <w:webHidden/>
+              </w:rPr>
+              <w:instrText xml:space="preserve"> PAGEREF _Toc240077578 \h </w:instrText>
+            </w:r>
+            <w:r>
+              <w:rPr>
+                <w:noProof/>
+                <w:webHidden/>
+              </w:rPr>
+            </w:r>
+            <w:r>
+              <w:rPr>
+                <w:noProof/>
+                <w:webHidden/>
+              </w:rPr>
+              <w:fldChar w:fldCharType="separate"/>
+            </w:r>
+            <w:r>
+              <w:rPr>
+                <w:noProof/>
+                <w:webHidden/>
+              </w:rPr>
+              <w:t>4</w:t>
+            </w:r>
+            <w:r>
+              <w:rPr>
+                <w:noProof/>
+                <w:webHidden/>
+              </w:rPr>
+              <w:fldChar w:fldCharType="end"/>
+            </w:r>
+          </w:hyperlink>
+        </w:p>
+        <w:p>
+          <w:pPr>
+            <w:pStyle w:val="TOC1"/>
+            <w:tabs>
+              <w:tab w:val="right" w:leader="dot" w:pos="9016"/>
+            </w:tabs>
+            <w:rPr>
+              <w:rFonts w:asciiTheme="minorHAnsi" w:eastAsiaTheme="minorEastAsia" w:hAnsiTheme="minorHAnsi"/>
+              <w:noProof/>
+              <w:lang w:eastAsia="en-GB" w:bidi="si-LK"/>
+            </w:rPr>
+          </w:pPr>
+          <w:hyperlink w:anchor="_Toc240077579" w:history="1">
+            <w:r>
+              <w:rPr>
+                <w:rStyle w:val="Hyperlink"/>
+                <w:noProof/>
+              </w:rPr>
+              <w:t>2. Application Overview</w:t>
+            </w:r>
+            <w:r>
+              <w:rPr>
+                <w:noProof/>
+                <w:webHidden/>
+              </w:rPr>
+              <w:tab/>
+            </w:r>
+            <w:r>
+              <w:rPr>
+                <w:noProof/>
+                <w:webHidden/>
+              </w:rPr>
+              <w:fldChar w:fldCharType="begin"/>
+            </w:r>
+            <w:r>
+              <w:rPr>
+                <w:noProof/>
+                <w:webHidden/>
+              </w:rPr>
+              <w:instrText xml:space="preserve"> PAGEREF _Toc240077579 \h </w:instrText>
+            </w:r>
+            <w:r>
+              <w:rPr>
+                <w:noProof/>
+                <w:webHidden/>
+              </w:rPr>
+            </w:r>
+            <w:r>
+              <w:rPr>
+                <w:noProof/>
+                <w:webHidden/>
+              </w:rPr>
+              <w:fldChar w:fldCharType="separate"/>
+            </w:r>
+            <w:r>
+              <w:rPr>
+                <w:noProof/>
+                <w:webHidden/>
+              </w:rPr>
+              <w:t>5</w:t>
+            </w:r>
+            <w:r>
+              <w:rPr>
+                <w:noProof/>
+                <w:webHidden/>
+              </w:rPr>
+              <w:fldChar w:fldCharType="end"/>
+            </w:r>
+          </w:hyperlink>
+        </w:p>
+        <w:p>
+          <w:pPr>
+            <w:pStyle w:val="TOC1"/>
+            <w:tabs>
+              <w:tab w:val="right" w:leader="dot" w:pos="9016"/>
+            </w:tabs>
+            <w:rPr>
+              <w:rFonts w:asciiTheme="minorHAnsi" w:eastAsiaTheme="minorEastAsia" w:hAnsiTheme="minorHAnsi"/>
+              <w:noProof/>
+              <w:lang w:eastAsia="en-GB" w:bidi="si-LK"/>
+            </w:rPr>
+          </w:pPr>
+          <w:hyperlink w:anchor="_Toc240077580" w:history="1">
+            <w:r>
+              <w:rPr>
+                <w:rStyle w:val="Hyperlink"/>
+                <w:noProof/>
+              </w:rPr>
+              <w:t>3. Test Objectives</w:t>
+            </w:r>
+            <w:r>
+              <w:rPr>
+                <w:noProof/>
+                <w:webHidden/>
+              </w:rPr>
+              <w:tab/>
+            </w:r>
+            <w:r>
+              <w:rPr>
+                <w:noProof/>
+                <w:webHidden/>
+              </w:rPr>
+              <w:fldChar w:fldCharType="begin"/>
+            </w:r>
+            <w:r>
+              <w:rPr>
+                <w:noProof/>
+                <w:webHidden/>
+              </w:rPr>
+              <w:instrText xml:space="preserve"> PAGEREF _Toc240077580 \h </w:instrText>
+            </w:r>
+            <w:r>
+              <w:rPr>
+                <w:noProof/>
+                <w:webHidden/>
+              </w:rPr>
+            </w:r>
+            <w:r>
+              <w:rPr>
+                <w:noProof/>
+                <w:webHidden/>
+              </w:rPr>
+              <w:fldChar w:fldCharType="separate"/>
+            </w:r>
+            <w:r>
+              <w:rPr>
+                <w:noProof/>
+                <w:webHidden/>
+              </w:rPr>
+              <w:t>6</w:t>
+            </w:r>
+            <w:r>
+              <w:rPr>
+                <w:noProof/>
+                <w:webHidden/>
+              </w:rPr>
+              <w:fldChar w:fldCharType="end"/>
+            </w:r>
+          </w:hyperlink>
+        </w:p>
+        <w:p>
+          <w:pPr>
+            <w:pStyle w:val="TOC1"/>
+            <w:tabs>
+              <w:tab w:val="right" w:leader="dot" w:pos="9016"/>
+            </w:tabs>
+            <w:rPr>
+              <w:rFonts w:asciiTheme="minorHAnsi" w:eastAsiaTheme="minorEastAsia" w:hAnsiTheme="minorHAnsi"/>
+              <w:noProof/>
+              <w:lang w:eastAsia="en-GB" w:bidi="si-LK"/>
+            </w:rPr>
+          </w:pPr>
+          <w:hyperlink w:anchor="_Toc240077581" w:history="1">
+            <w:r>
+              <w:rPr>
+                <w:rStyle w:val="Hyperlink"/>
+                <w:noProof/>
+              </w:rPr>
+              <w:t>4. Scope of Testing</w:t>
+            </w:r>
+            <w:r>
+              <w:rPr>
+                <w:noProof/>
+                <w:webHidden/>
+              </w:rPr>
+              <w:tab/>
+            </w:r>
+            <w:r>
+              <w:rPr>
+                <w:noProof/>
+                <w:webHidden/>
+              </w:rPr>
+              <w:fldChar w:fldCharType="begin"/>
+            </w:r>
+            <w:r>
+              <w:rPr>
+                <w:noProof/>
+                <w:webHidden/>
+              </w:rPr>
+              <w:instrText xml:space="preserve"> PAGEREF _Toc240077581 \h </w:instrText>
+            </w:r>
+            <w:r>
+              <w:rPr>
+                <w:noProof/>
+                <w:webHidden/>
+              </w:rPr>
+            </w:r>
+            <w:r>
+              <w:rPr>
+                <w:noProof/>
+                <w:webHidden/>
+              </w:rPr>
+              <w:fldChar w:fldCharType="separate"/>
+            </w:r>
+            <w:r>
+              <w:rPr>
+                <w:noProof/>
+                <w:webHidden/>
+              </w:rPr>
+              <w:t>7</w:t>
+            </w:r>
+            <w:r>
+              <w:rPr>
+                <w:noProof/>
+                <w:webHidden/>
+              </w:rPr>
+              <w:fldChar w:fldCharType="end"/>
+            </w:r>
+          </w:hyperlink>
+        </w:p>
+        <w:p>
+          <w:pPr>
+            <w:pStyle w:val="TOC2"/>
+            <w:tabs>
+              <w:tab w:val="right" w:leader="dot" w:pos="9016"/>
+            </w:tabs>
+            <w:rPr>
+              <w:rFonts w:asciiTheme="minorHAnsi" w:eastAsiaTheme="minorEastAsia" w:hAnsiTheme="minorHAnsi"/>
+              <w:noProof/>
+              <w:lang w:eastAsia="en-GB" w:bidi="si-LK"/>
+            </w:rPr>
+          </w:pPr>
+          <w:hyperlink w:anchor="_Toc240077582" w:history="1">
+            <w:r>
+              <w:rPr>
+                <w:rStyle w:val="Hyperlink"/>
+                <w:noProof/>
+              </w:rPr>
+              <w:t>4.1 In Scope</w:t>
+            </w:r>
+            <w:r>
+              <w:rPr>
+                <w:noProof/>
+                <w:webHidden/>
+              </w:rPr>
+              <w:tab/>
+            </w:r>
+            <w:r>
+              <w:rPr>
+                <w:noProof/>
+                <w:webHidden/>
+              </w:rPr>
+              <w:fldChar w:fldCharType="begin"/>
+            </w:r>
+            <w:r>
+              <w:rPr>
+                <w:noProof/>
+                <w:webHidden/>
+              </w:rPr>
+              <w:instrText xml:space="preserve"> PAGEREF _Toc240077582 \h </w:instrText>
+            </w:r>
+            <w:r>
+              <w:rPr>
+                <w:noProof/>
+                <w:webHidden/>
+              </w:rPr>
+            </w:r>
+            <w:r>
+              <w:rPr>
+                <w:noProof/>
+                <w:webHidden/>
+              </w:rPr>
+              <w:fldChar w:fldCharType="separate"/>
+            </w:r>
+            <w:r>
+              <w:rPr>
+                <w:noProof/>
+                <w:webHidden/>
+              </w:rPr>
+              <w:t>7</w:t>
+            </w:r>
+            <w:r>
+              <w:rPr>
+                <w:noProof/>
+                <w:webHidden/>
+              </w:rPr>
+              <w:fldChar w:fldCharType="end"/>
+            </w:r>
+          </w:hyperlink>
+        </w:p>
+        <w:p>
+          <w:pPr>
+            <w:pStyle w:val="TOC3"/>
+            <w:tabs>
+              <w:tab w:val="right" w:leader="dot" w:pos="9016"/>
+            </w:tabs>
+            <w:rPr>
+              <w:rFonts w:asciiTheme="minorHAnsi" w:eastAsiaTheme="minorEastAsia" w:hAnsiTheme="minorHAnsi"/>
+              <w:noProof/>
+              <w:lang w:eastAsia="en-GB" w:bidi="si-LK"/>
+            </w:rPr>
+          </w:pPr>
+          <w:hyperlink w:anchor="_Toc240077583" w:history="1">
+            <w:r>
+              <w:rPr>
+                <w:rStyle w:val="Hyperlink"/>
+                <w:noProof/>
+              </w:rPr>
+              <w:t>Authentication</w:t>
+            </w:r>
+            <w:r>
+              <w:rPr>
+                <w:noProof/>
+                <w:webHidden/>
+              </w:rPr>
+              <w:tab/>
+            </w:r>
+            <w:r>
+              <w:rPr>
+                <w:noProof/>
+                <w:webHidden/>
+              </w:rPr>
+              <w:fldChar w:fldCharType="begin"/>
+            </w:r>
+            <w:r>
+              <w:rPr>
+                <w:noProof/>
+                <w:webHidden/>
+              </w:rPr>
+              <w:instrText xml:space="preserve"> PAGEREF _Toc240077583 \h </w:instrText>
+            </w:r>
+            <w:r>
+              <w:rPr>
+                <w:noProof/>
+                <w:webHidden/>
+              </w:rPr>
+            </w:r>
+            <w:r>
+              <w:rPr>
+                <w:noProof/>
+                <w:webHidden/>
+              </w:rPr>
+              <w:fldChar w:fldCharType="separate"/>
+            </w:r>
+            <w:r>
+              <w:rPr>
+                <w:noProof/>
+                <w:webHidden/>
+              </w:rPr>
+              <w:t>7</w:t>
+            </w:r>
+            <w:r>
+              <w:rPr>
+                <w:noProof/>
+                <w:webHidden/>
+              </w:rPr>
+              <w:fldChar w:fldCharType="end"/>
+            </w:r>
+          </w:hyperlink>
+        </w:p>
+        <w:p>
+          <w:pPr>
+            <w:pStyle w:val="TOC3"/>
+            <w:tabs>
+              <w:tab w:val="right" w:leader="dot" w:pos="9016"/>
+            </w:tabs>
+            <w:rPr>
+              <w:rFonts w:asciiTheme="minorHAnsi" w:eastAsiaTheme="minorEastAsia" w:hAnsiTheme="minorHAnsi"/>
+              <w:noProof/>
+              <w:lang w:eastAsia="en-GB" w:bidi="si-LK"/>
+            </w:rPr>
+          </w:pPr>
+          <w:hyperlink w:anchor="_Toc240077584" w:history="1">
+            <w:r>
+              <w:rPr>
+                <w:rStyle w:val="Hyperlink"/>
+                <w:noProof/>
+              </w:rPr>
+              <w:t>Product Management</w:t>
+            </w:r>
+            <w:r>
+              <w:rPr>
+                <w:noProof/>
+                <w:webHidden/>
+              </w:rPr>
+              <w:tab/>
+            </w:r>
+            <w:r>
+              <w:rPr>
+                <w:noProof/>
+                <w:webHidden/>
+              </w:rPr>
+              <w:fldChar w:fldCharType="begin"/>
+            </w:r>
+            <w:r>
+              <w:rPr>
+                <w:noProof/>
+                <w:webHidden/>
+              </w:rPr>
+              <w:instrText xml:space="preserve"> PAGEREF _Toc240077584 \h </w:instrText>
+            </w:r>
+            <w:r>
+              <w:rPr>
+                <w:noProof/>
+                <w:webHidden/>
+              </w:rPr>
+            </w:r>
+            <w:r>
+              <w:rPr>
+                <w:noProof/>
+                <w:webHidden/>
+              </w:rPr>
+              <w:fldChar w:fldCharType="separate"/>
+            </w:r>
+            <w:r>
+              <w:rPr>
+                <w:noProof/>
+                <w:webHidden/>
+              </w:rPr>
+              <w:t>7</w:t>
+            </w:r>
+            <w:r>
+              <w:rPr>
+                <w:noProof/>
+                <w:webHidden/>
+              </w:rPr>
+              <w:fldChar w:fldCharType="end"/>
+            </w:r>
+          </w:hyperlink>
+        </w:p>
+        <w:p>
+          <w:pPr>
+            <w:pStyle w:val="TOC3"/>
+            <w:tabs>
+              <w:tab w:val="right" w:leader="dot" w:pos="9016"/>
+            </w:tabs>
+            <w:rPr>
+              <w:rFonts w:asciiTheme="minorHAnsi" w:eastAsiaTheme="minorEastAsia" w:hAnsiTheme="minorHAnsi"/>
+              <w:noProof/>
+              <w:lang w:eastAsia="en-GB" w:bidi="si-LK"/>
+            </w:rPr>
+          </w:pPr>
+          <w:hyperlink w:anchor="_Toc240077585" w:history="1">
+            <w:r>
+              <w:rPr>
+                <w:rStyle w:val="Hyperlink"/>
+                <w:noProof/>
+              </w:rPr>
+              <w:t>Shopping Cart</w:t>
+            </w:r>
+            <w:r>
+              <w:rPr>
+                <w:noProof/>
+                <w:webHidden/>
+              </w:rPr>
+              <w:tab/>
+            </w:r>
+            <w:r>
+              <w:rPr>
+                <w:noProof/>
+                <w:webHidden/>
+              </w:rPr>
+              <w:fldChar w:fldCharType="begin"/>
+            </w:r>
+            <w:r>
+              <w:rPr>
+                <w:noProof/>
+                <w:webHidden/>
+              </w:rPr>
+              <w:instrText xml:space="preserve"> PAGEREF _Toc240077585 \h </w:instrText>
+            </w:r>
+            <w:r>
+              <w:rPr>
+                <w:noProof/>
+                <w:webHidden/>
+              </w:rPr>
+            </w:r>
+            <w:r>
+              <w:rPr>
+                <w:noProof/>
+                <w:webHidden/>
+              </w:rPr>
+              <w:fldChar w:fldCharType="separate"/>
+            </w:r>
+            <w:r>
+              <w:rPr>
+                <w:noProof/>
+                <w:webHidden/>
+              </w:rPr>
+              <w:t>7</w:t>
+            </w:r>
+            <w:r>
+              <w:rPr>
+                <w:noProof/>
+                <w:webHidden/>
+              </w:rPr>
+              <w:fldChar w:fldCharType="end"/>
+            </w:r>
+          </w:hyperlink>
+        </w:p>
+        <w:p>
+          <w:pPr>
+            <w:pStyle w:val="TOC3"/>
+            <w:tabs>
+              <w:tab w:val="right" w:leader="dot" w:pos="9016"/>
+            </w:tabs>
+            <w:rPr>
+              <w:rFonts w:asciiTheme="minorHAnsi" w:eastAsiaTheme="minorEastAsia" w:hAnsiTheme="minorHAnsi"/>
+              <w:noProof/>
+              <w:lang w:eastAsia="en-GB" w:bidi="si-LK"/>
+            </w:rPr>
+          </w:pPr>
+          <w:hyperlink w:anchor="_Toc240077586" w:history="1">
+            <w:r>
+              <w:rPr>
+                <w:rStyle w:val="Hyperlink"/>
+                <w:noProof/>
+              </w:rPr>
+              <w:t>Checkout</w:t>
+            </w:r>
+            <w:r>
+              <w:rPr>
+                <w:noProof/>
+                <w:webHidden/>
+              </w:rPr>
+              <w:tab/>
+            </w:r>
+            <w:r>
+              <w:rPr>
+                <w:noProof/>
+                <w:webHidden/>
+              </w:rPr>
+              <w:fldChar w:fldCharType="begin"/>
+            </w:r>
+            <w:r>
+              <w:rPr>
+                <w:noProof/>
+                <w:webHidden/>
+              </w:rPr>
+              <w:instrText xml:space="preserve"> PAGEREF _Toc240077586 \h </w:instrText>
+            </w:r>
+            <w:r>
+              <w:rPr>
+                <w:noProof/>
+                <w:webHidden/>
+              </w:rPr>
+            </w:r>
+            <w:r>
+              <w:rPr>
+                <w:noProof/>
+                <w:webHidden/>
+              </w:rPr>
+              <w:fldChar w:fldCharType="separate"/>
+            </w:r>
+            <w:r>
+              <w:rPr>
+                <w:noProof/>
+                <w:webHidden/>
+              </w:rPr>
+              <w:t>7</w:t>
+            </w:r>
+            <w:r>
+              <w:rPr>
+                <w:noProof/>
+                <w:webHidden/>
+              </w:rPr>
+              <w:fldChar w:fldCharType="end"/>
+            </w:r>
+          </w:hyperlink>
+        </w:p>
+        <w:p>
+          <w:pPr>
+            <w:pStyle w:val="TOC3"/>
+            <w:tabs>
+              <w:tab w:val="right" w:leader="dot" w:pos="9016"/>
+            </w:tabs>
+            <w:rPr>
+              <w:rFonts w:asciiTheme="minorHAnsi" w:eastAsiaTheme="minorEastAsia" w:hAnsiTheme="minorHAnsi"/>
+              <w:noProof/>
+              <w:lang w:eastAsia="en-GB" w:bidi="si-LK"/>
+            </w:rPr>
+          </w:pPr>
+          <w:hyperlink w:anchor="_Toc240077587" w:history="1">
+            <w:r>
+              <w:rPr>
+                <w:rStyle w:val="Hyperlink"/>
+                <w:noProof/>
+              </w:rPr>
+              <w:t>Order Completion</w:t>
+            </w:r>
+            <w:r>
+              <w:rPr>
+                <w:noProof/>
+                <w:webHidden/>
+              </w:rPr>
+              <w:tab/>
+            </w:r>
+            <w:r>
+              <w:rPr>
+                <w:noProof/>
+                <w:webHidden/>
+              </w:rPr>
+              <w:fldChar w:fldCharType="begin"/>
+            </w:r>
+            <w:r>
+              <w:rPr>
+                <w:noProof/>
+                <w:webHidden/>
+              </w:rPr>
+              <w:instrText xml:space="preserve"> PAGEREF _Toc240077587 \h </w:instrText>
+            </w:r>
+            <w:r>
+              <w:rPr>
+                <w:noProof/>
+                <w:webHidden/>
+              </w:rPr>
+            </w:r>
+            <w:r>
+              <w:rPr>
+                <w:noProof/>
+                <w:webHidden/>
+              </w:rPr>
+              <w:fldChar w:fldCharType="separate"/>
+            </w:r>
+            <w:r>
+              <w:rPr>
+                <w:noProof/>
+                <w:webHidden/>
+              </w:rPr>
+              <w:t>8</w:t>
+            </w:r>
+            <w:r>
+              <w:rPr>
+                <w:noProof/>
+                <w:webHidden/>
+              </w:rPr>
+              <w:fldChar w:fldCharType="end"/>
+            </w:r>
+          </w:hyperlink>
+        </w:p>
+        <w:p>
+          <w:pPr>
+            <w:pStyle w:val="TOC3"/>
+            <w:tabs>
+              <w:tab w:val="right" w:leader="dot" w:pos="9016"/>
+            </w:tabs>
+            <w:rPr>
+              <w:rFonts w:asciiTheme="minorHAnsi" w:eastAsiaTheme="minorEastAsia" w:hAnsiTheme="minorHAnsi"/>
+              <w:noProof/>
+              <w:lang w:eastAsia="en-GB" w:bidi="si-LK"/>
+            </w:rPr>
+          </w:pPr>
+          <w:hyperlink w:anchor="_Toc240077588" w:history="1">
+            <w:r>
+              <w:rPr>
+                <w:rStyle w:val="Hyperlink"/>
+                <w:noProof/>
+              </w:rPr>
+              <w:t>Automation</w:t>
+            </w:r>
+            <w:r>
+              <w:rPr>
+                <w:noProof/>
+                <w:webHidden/>
+              </w:rPr>
+              <w:tab/>
+            </w:r>
+            <w:r>
+              <w:rPr>
+                <w:noProof/>
+                <w:webHidden/>
+              </w:rPr>
+              <w:fldChar w:fldCharType="begin"/>
+            </w:r>
+            <w:r>
+              <w:rPr>
+                <w:noProof/>
+                <w:webHidden/>
+              </w:rPr>
+              <w:instrText xml:space="preserve"> PAGEREF _Toc240077588 \h </w:instrText>
+            </w:r>
+            <w:r>
+              <w:rPr>
+                <w:noProof/>
+                <w:webHidden/>
+              </w:rPr>
+            </w:r>
+            <w:r>
+              <w:rPr>
+                <w:noProof/>
+                <w:webHidden/>
+              </w:rPr>
+              <w:fldChar w:fldCharType="separate"/>
+            </w:r>
+            <w:r>
+              <w:rPr>
+                <w:noProof/>
+                <w:webHidden/>
+              </w:rPr>
+              <w:t>8</w:t>
+            </w:r>
+            <w:r>
+              <w:rPr>
+                <w:noProof/>
+                <w:webHidden/>
+              </w:rPr>
+              <w:fldChar w:fldCharType="end"/>
+            </w:r>
+          </w:hyperlink>
+        </w:p>
+        <w:p>
+          <w:pPr>
+            <w:pStyle w:val="TOC1"/>
+            <w:tabs>
+              <w:tab w:val="right" w:leader="dot" w:pos="9016"/>
+            </w:tabs>
+            <w:rPr>
+              <w:rFonts w:asciiTheme="minorHAnsi" w:eastAsiaTheme="minorEastAsia" w:hAnsiTheme="minorHAnsi"/>
+              <w:noProof/>
+              <w:lang w:eastAsia="en-GB" w:bidi="si-LK"/>
+            </w:rPr>
+          </w:pPr>
+          <w:hyperlink w:anchor="_Toc240077589" w:history="1">
+            <w:r>
+              <w:rPr>
+                <w:rStyle w:val="Hyperlink"/>
+                <w:noProof/>
+              </w:rPr>
+              <w:t>6. Test Strategy</w:t>
+            </w:r>
+            <w:r>
+              <w:rPr>
+                <w:noProof/>
+                <w:webHidden/>
+              </w:rPr>
+              <w:tab/>
+            </w:r>
+            <w:r>
+              <w:rPr>
+                <w:noProof/>
+                <w:webHidden/>
+              </w:rPr>
+              <w:fldChar w:fldCharType="begin"/>
+            </w:r>
+            <w:r>
+              <w:rPr>
+                <w:noProof/>
+                <w:webHidden/>
+              </w:rPr>
+              <w:instrText xml:space="preserve"> PAGEREF _Toc240077589 \h </w:instrText>
+            </w:r>
+            <w:r>
+              <w:rPr>
+                <w:noProof/>
+                <w:webHidden/>
+              </w:rPr>
+            </w:r>
+            <w:r>
+              <w:rPr>
+                <w:noProof/>
+                <w:webHidden/>
+              </w:rPr>
+              <w:fldChar w:fldCharType="separate"/>
+            </w:r>
+            <w:r>
+              <w:rPr>
+                <w:noProof/>
+                <w:webHidden/>
+              </w:rPr>
+              <w:t>9</w:t>
+            </w:r>
+            <w:r>
+              <w:rPr>
+                <w:noProof/>
+                <w:webHidden/>
+              </w:rPr>
+              <w:fldChar w:fldCharType="end"/>
+            </w:r>
+          </w:hyperlink>
+        </w:p>
+        <w:p>
+          <w:pPr>
+            <w:pStyle w:val="TOC2"/>
+            <w:tabs>
+              <w:tab w:val="right" w:leader="dot" w:pos="9016"/>
+            </w:tabs>
+            <w:rPr>
+              <w:rFonts w:asciiTheme="minorHAnsi" w:eastAsiaTheme="minorEastAsia" w:hAnsiTheme="minorHAnsi"/>
+              <w:noProof/>
+              <w:lang w:eastAsia="en-GB" w:bidi="si-LK"/>
+            </w:rPr>
+          </w:pPr>
+          <w:hyperlink w:anchor="_Toc240077590" w:history="1">
+            <w:r>
+              <w:rPr>
+                <w:rStyle w:val="Hyperlink"/>
+                <w:noProof/>
+              </w:rPr>
+              <w:t>6.1 Manual Testing</w:t>
+            </w:r>
+            <w:r>
+              <w:rPr>
+                <w:noProof/>
+                <w:webHidden/>
+              </w:rPr>
+              <w:tab/>
+            </w:r>
+            <w:r>
+              <w:rPr>
+                <w:noProof/>
+                <w:webHidden/>
+              </w:rPr>
+              <w:fldChar w:fldCharType="begin"/>
+            </w:r>
+            <w:r>
+              <w:rPr>
+                <w:noProof/>
+                <w:webHidden/>
+              </w:rPr>
+              <w:instrText xml:space="preserve"> PAGEREF _Toc240077590 \h </w:instrText>
+            </w:r>
+            <w:r>
+              <w:rPr>
+                <w:noProof/>
+                <w:webHidden/>
+              </w:rPr>
+            </w:r>
+            <w:r>
+              <w:rPr>
+                <w:noProof/>
+                <w:webHidden/>
+              </w:rPr>
+              <w:fldChar w:fldCharType="separate"/>
+            </w:r>
+            <w:r>
+              <w:rPr>
+                <w:noProof/>
+                <w:webHidden/>
+              </w:rPr>
+              <w:t>9</w:t>
+            </w:r>
+            <w:r>
+              <w:rPr>
+                <w:noProof/>
+                <w:webHidden/>
+              </w:rPr>
+              <w:fldChar w:fldCharType="end"/>
+            </w:r>
+          </w:hyperlink>
+        </w:p>
+        <w:p>
+          <w:pPr>
+            <w:pStyle w:val="TOC2"/>
+            <w:tabs>
+              <w:tab w:val="right" w:leader="dot" w:pos="9016"/>
+            </w:tabs>
+            <w:rPr>
+              <w:rFonts w:asciiTheme="minorHAnsi" w:eastAsiaTheme="minorEastAsia" w:hAnsiTheme="minorHAnsi"/>
+              <w:noProof/>
+              <w:lang w:eastAsia="en-GB" w:bidi="si-LK"/>
+            </w:rPr>
+          </w:pPr>
+          <w:hyperlink w:anchor="_Toc240077591" w:history="1">
+            <w:r>
+              <w:rPr>
+                <w:rStyle w:val="Hyperlink"/>
+                <w:noProof/>
+              </w:rPr>
+              <w:t>6.2 Automation Testing</w:t>
+            </w:r>
+            <w:r>
+              <w:rPr>
+                <w:noProof/>
+                <w:webHidden/>
+              </w:rPr>
+              <w:tab/>
+            </w:r>
+            <w:r>
+              <w:rPr>
+                <w:noProof/>
+                <w:webHidden/>
+              </w:rPr>
+              <w:fldChar w:fldCharType="begin"/>
+            </w:r>
+            <w:r>
+              <w:rPr>
+                <w:noProof/>
+                <w:webHidden/>
+              </w:rPr>
+              <w:instrText xml:space="preserve"> PAGEREF _Toc240077591 \h </w:instrText>
+            </w:r>
+            <w:r>
+              <w:rPr>
+                <w:noProof/>
+                <w:webHidden/>
+              </w:rPr>
+            </w:r>
+            <w:r>
+              <w:rPr>
+                <w:noProof/>
+                <w:webHidden/>
+              </w:rPr>
+              <w:fldChar w:fldCharType="separate"/>
+            </w:r>
+            <w:r>
+              <w:rPr>
+                <w:noProof/>
+                <w:webHidden/>
+              </w:rPr>
+              <w:t>9</w:t>
+            </w:r>
+            <w:r>
+              <w:rPr>
+                <w:noProof/>
+                <w:webHidden/>
+              </w:rPr>
+              <w:fldChar w:fldCharType="end"/>
+            </w:r>
+          </w:hyperlink>
+        </w:p>
+        <w:p>
+          <w:pPr>
+            <w:pStyle w:val="TOC1"/>
+            <w:tabs>
+              <w:tab w:val="right" w:leader="dot" w:pos="9016"/>
+            </w:tabs>
+            <w:rPr>
+              <w:rFonts w:asciiTheme="minorHAnsi" w:eastAsiaTheme="minorEastAsia" w:hAnsiTheme="minorHAnsi"/>
+              <w:noProof/>
+              <w:lang w:eastAsia="en-GB" w:bidi="si-LK"/>
+            </w:rPr>
+          </w:pPr>
+          <w:hyperlink w:anchor="_Toc240077592" w:history="1">
+            <w:r>
+              <w:rPr>
+                <w:rStyle w:val="Hyperlink"/>
+                <w:noProof/>
+              </w:rPr>
+              <w:t>7. Test Scenarios</w:t>
+            </w:r>
+            <w:r>
+              <w:rPr>
+                <w:noProof/>
+                <w:webHidden/>
+              </w:rPr>
+              <w:tab/>
+            </w:r>
+            <w:r>
+              <w:rPr>
+                <w:noProof/>
+                <w:webHidden/>
+              </w:rPr>
+              <w:fldChar w:fldCharType="begin"/>
+            </w:r>
+            <w:r>
+              <w:rPr>
+                <w:noProof/>
+                <w:webHidden/>
+              </w:rPr>
+              <w:instrText xml:space="preserve"> PAGEREF _Toc240077592 \h </w:instrText>
+            </w:r>
+            <w:r>
+              <w:rPr>
+                <w:noProof/>
+                <w:webHidden/>
+              </w:rPr>
+            </w:r>
+            <w:r>
+              <w:rPr>
+                <w:noProof/>
+                <w:webHidden/>
+              </w:rPr>
+              <w:fldChar w:fldCharType="separate"/>
+            </w:r>
+            <w:r>
+              <w:rPr>
+                <w:noProof/>
+                <w:webHidden/>
+              </w:rPr>
+              <w:t>10</w:t>
+            </w:r>
+            <w:r>
+              <w:rPr>
+                <w:noProof/>
+                <w:webHidden/>
+              </w:rPr>
+              <w:fldChar w:fldCharType="end"/>
+            </w:r>
+          </w:hyperlink>
+        </w:p>
+        <w:p>
+          <w:pPr>
+            <w:pStyle w:val="TOC2"/>
+            <w:tabs>
+              <w:tab w:val="right" w:leader="dot" w:pos="9016"/>
+            </w:tabs>
+            <w:rPr>
+              <w:rFonts w:asciiTheme="minorHAnsi" w:eastAsiaTheme="minorEastAsia" w:hAnsiTheme="minorHAnsi"/>
+              <w:noProof/>
+              <w:lang w:eastAsia="en-GB" w:bidi="si-LK"/>
+            </w:rPr>
+          </w:pPr>
+          <w:hyperlink w:anchor="_Toc240077593" w:history="1">
+            <w:r>
+              <w:rPr>
+                <w:rStyle w:val="Hyperlink"/>
+                <w:noProof/>
+              </w:rPr>
+              <w:t>Login</w:t>
+            </w:r>
+            <w:r>
+              <w:rPr>
+                <w:noProof/>
+                <w:webHidden/>
+              </w:rPr>
+              <w:tab/>
+            </w:r>
+            <w:r>
+              <w:rPr>
+                <w:noProof/>
+                <w:webHidden/>
+              </w:rPr>
+              <w:fldChar w:fldCharType="begin"/>
+            </w:r>
+            <w:r>
+              <w:rPr>
+                <w:noProof/>
+                <w:webHidden/>
+              </w:rPr>
+              <w:instrText xml:space="preserve"> PAGEREF _Toc240077593 \h </w:instrText>
+            </w:r>
+            <w:r>
+              <w:rPr>
+                <w:noProof/>
+                <w:webHidden/>
+              </w:rPr>
+            </w:r>
+            <w:r>
+              <w:rPr>
+                <w:noProof/>
+                <w:webHidden/>
+              </w:rPr>
+              <w:fldChar w:fldCharType="separate"/>
+            </w:r>
+            <w:r>
+              <w:rPr>
+                <w:noProof/>
+                <w:webHidden/>
+              </w:rPr>
+              <w:t>10</w:t>
+            </w:r>
+            <w:r>
+              <w:rPr>
+                <w:noProof/>
+                <w:webHidden/>
+              </w:rPr>
+              <w:fldChar w:fldCharType="end"/>
+            </w:r>
+          </w:hyperlink>
+        </w:p>
+        <w:p>
+          <w:pPr>
+            <w:pStyle w:val="TOC2"/>
+            <w:tabs>
+              <w:tab w:val="right" w:leader="dot" w:pos="9016"/>
+            </w:tabs>
+            <w:rPr>
+              <w:rFonts w:asciiTheme="minorHAnsi" w:eastAsiaTheme="minorEastAsia" w:hAnsiTheme="minorHAnsi"/>
+              <w:noProof/>
+              <w:lang w:eastAsia="en-GB" w:bidi="si-LK"/>
+            </w:rPr>
+          </w:pPr>
+          <w:hyperlink w:anchor="_Toc240077594" w:history="1">
+            <w:r>
+              <w:rPr>
+                <w:rStyle w:val="Hyperlink"/>
+                <w:noProof/>
+              </w:rPr>
+              <w:t>Products</w:t>
+            </w:r>
+            <w:r>
+              <w:rPr>
+                <w:noProof/>
+                <w:webHidden/>
+              </w:rPr>
+              <w:tab/>
+            </w:r>
+            <w:r>
+              <w:rPr>
+                <w:noProof/>
+                <w:webHidden/>
+              </w:rPr>
+              <w:fldChar w:fldCharType="begin"/>
+            </w:r>
+            <w:r>
+              <w:rPr>
+                <w:noProof/>
+                <w:webHidden/>
+              </w:rPr>
+              <w:instrText xml:space="preserve"> PAGEREF _Toc240077594 \h </w:instrText>
+            </w:r>
+            <w:r>
+              <w:rPr>
+                <w:noProof/>
+                <w:webHidden/>
+              </w:rPr>
+            </w:r>
+            <w:r>
+              <w:rPr>
+                <w:noProof/>
+                <w:webHidden/>
+              </w:rPr>
+              <w:fldChar w:fldCharType="separate"/>
+            </w:r>
+            <w:r>
+              <w:rPr>
+                <w:noProof/>
+                <w:webHidden/>
+              </w:rPr>
+              <w:t>10</w:t>
+            </w:r>
+            <w:r>
+              <w:rPr>
+                <w:noProof/>
+                <w:webHidden/>
+              </w:rPr>
+              <w:fldChar w:fldCharType="end"/>
+            </w:r>
+          </w:hyperlink>
+        </w:p>
+        <w:p>
+          <w:pPr>
+            <w:pStyle w:val="TOC2"/>
+            <w:tabs>
+              <w:tab w:val="right" w:leader="dot" w:pos="9016"/>
+            </w:tabs>
+            <w:rPr>
+              <w:rFonts w:asciiTheme="minorHAnsi" w:eastAsiaTheme="minorEastAsia" w:hAnsiTheme="minorHAnsi"/>
+              <w:noProof/>
+              <w:lang w:eastAsia="en-GB" w:bidi="si-LK"/>
+            </w:rPr>
+          </w:pPr>
+          <w:hyperlink w:anchor="_Toc240077595" w:history="1">
+            <w:r>
+              <w:rPr>
+                <w:rStyle w:val="Hyperlink"/>
+                <w:noProof/>
+              </w:rPr>
+              <w:t>Cart</w:t>
+            </w:r>
+            <w:r>
+              <w:rPr>
+                <w:noProof/>
+                <w:webHidden/>
+              </w:rPr>
+              <w:tab/>
+            </w:r>
+            <w:r>
+              <w:rPr>
+                <w:noProof/>
+                <w:webHidden/>
+              </w:rPr>
+              <w:fldChar w:fldCharType="begin"/>
+            </w:r>
+            <w:r>
+              <w:rPr>
+                <w:noProof/>
+                <w:webHidden/>
+              </w:rPr>
+              <w:instrText xml:space="preserve"> PAGEREF _Toc240077595 \h </w:instrText>
+            </w:r>
+            <w:r>
+              <w:rPr>
+                <w:noProof/>
+                <w:webHidden/>
+              </w:rPr>
+            </w:r>
+            <w:r>
+              <w:rPr>
+                <w:noProof/>
+                <w:webHidden/>
+              </w:rPr>
+              <w:fldChar w:fldCharType="separate"/>
+            </w:r>
+            <w:r>
+              <w:rPr>
+                <w:noProof/>
+                <w:webHidden/>
+              </w:rPr>
+              <w:t>10</w:t>
+            </w:r>
+            <w:r>
+              <w:rPr>
+                <w:noProof/>
+                <w:webHidden/>
+              </w:rPr>
+              <w:fldChar w:fldCharType="end"/>
+            </w:r>
+          </w:hyperlink>
+        </w:p>
+        <w:p>
+          <w:pPr>
+            <w:pStyle w:val="TOC2"/>
+            <w:tabs>
+              <w:tab w:val="right" w:leader="dot" w:pos="9016"/>
+            </w:tabs>
+            <w:rPr>
+              <w:rFonts w:asciiTheme="minorHAnsi" w:eastAsiaTheme="minorEastAsia" w:hAnsiTheme="minorHAnsi"/>
+              <w:noProof/>
+              <w:lang w:eastAsia="en-GB" w:bidi="si-LK"/>
+            </w:rPr>
+          </w:pPr>
+          <w:hyperlink w:anchor="_Toc240077596" w:history="1">
+            <w:r>
+              <w:rPr>
+                <w:rStyle w:val="Hyperlink"/>
+                <w:noProof/>
+              </w:rPr>
+              <w:t>Checkout</w:t>
+            </w:r>
+            <w:r>
+              <w:rPr>
+                <w:noProof/>
+                <w:webHidden/>
+              </w:rPr>
+              <w:tab/>
+            </w:r>
+            <w:r>
+              <w:rPr>
+                <w:noProof/>
+                <w:webHidden/>
+              </w:rPr>
+              <w:fldChar w:fldCharType="begin"/>
+            </w:r>
+            <w:r>
+              <w:rPr>
+                <w:noProof/>
+                <w:webHidden/>
+              </w:rPr>
+              <w:instrText xml:space="preserve"> PAGEREF _Toc240077596 \h </w:instrText>
+            </w:r>
+            <w:r>
+              <w:rPr>
+                <w:noProof/>
+                <w:webHidden/>
+              </w:rPr>
+            </w:r>
+            <w:r>
+              <w:rPr>
+                <w:noProof/>
+                <w:webHidden/>
+              </w:rPr>
+              <w:fldChar w:fldCharType="separate"/>
+            </w:r>
+            <w:r>
+              <w:rPr>
+                <w:noProof/>
+                <w:webHidden/>
+              </w:rPr>
+              <w:t>10</w:t>
+            </w:r>
+            <w:r>
+              <w:rPr>
+                <w:noProof/>
+                <w:webHidden/>
+              </w:rPr>
+              <w:fldChar w:fldCharType="end"/>
+            </w:r>
+          </w:hyperlink>
+        </w:p>
+        <w:p>
+          <w:pPr>
+            <w:pStyle w:val="TOC2"/>
+            <w:tabs>
+              <w:tab w:val="right" w:leader="dot" w:pos="9016"/>
+            </w:tabs>
+            <w:rPr>
+              <w:rFonts w:asciiTheme="minorHAnsi" w:eastAsiaTheme="minorEastAsia" w:hAnsiTheme="minorHAnsi"/>
+              <w:noProof/>
+              <w:lang w:eastAsia="en-GB" w:bidi="si-LK"/>
+            </w:rPr>
+          </w:pPr>
+          <w:hyperlink w:anchor="_Toc240077597" w:history="1">
+            <w:r>
+              <w:rPr>
+                <w:rStyle w:val="Hyperlink"/>
+                <w:noProof/>
+              </w:rPr>
+              <w:t>Order</w:t>
+            </w:r>
+            <w:r>
+              <w:rPr>
+                <w:noProof/>
+                <w:webHidden/>
+              </w:rPr>
+              <w:tab/>
+            </w:r>
+            <w:r>
+              <w:rPr>
+                <w:noProof/>
+                <w:webHidden/>
+              </w:rPr>
+              <w:fldChar w:fldCharType="begin"/>
+            </w:r>
+            <w:r>
+              <w:rPr>
+                <w:noProof/>
+                <w:webHidden/>
+              </w:rPr>
+              <w:instrText xml:space="preserve"> PAGEREF _Toc240077597 \h </w:instrText>
+            </w:r>
+            <w:r>
+              <w:rPr>
+                <w:noProof/>
+                <w:webHidden/>
+              </w:rPr>
+            </w:r>
+            <w:r>
+              <w:rPr>
+                <w:noProof/>
+                <w:webHidden/>
+              </w:rPr>
+              <w:fldChar w:fldCharType="separate"/>
+            </w:r>
+            <w:r>
+              <w:rPr>
+                <w:noProof/>
+                <w:webHidden/>
+              </w:rPr>
+              <w:t>10</w:t>
+            </w:r>
+            <w:r>
+              <w:rPr>
+                <w:noProof/>
+                <w:webHidden/>
+              </w:rPr>
+              <w:fldChar w:fldCharType="end"/>
+            </w:r>
+          </w:hyperlink>
+        </w:p>
+        <w:p>
+          <w:pPr>
+            <w:pStyle w:val="TOC1"/>
+            <w:tabs>
+              <w:tab w:val="right" w:leader="dot" w:pos="9016"/>
+            </w:tabs>
+            <w:rPr>
+              <w:rFonts w:asciiTheme="minorHAnsi" w:eastAsiaTheme="minorEastAsia" w:hAnsiTheme="minorHAnsi"/>
+              <w:noProof/>
+              <w:lang w:eastAsia="en-GB" w:bidi="si-LK"/>
+            </w:rPr>
+          </w:pPr>
+          <w:hyperlink w:anchor="_Toc240077598" w:history="1">
+            <w:r>
+              <w:rPr>
+                <w:rStyle w:val="Hyperlink"/>
+                <w:noProof/>
+              </w:rPr>
+              <w:t>8. Test Environment</w:t>
+            </w:r>
+            <w:r>
+              <w:rPr>
+                <w:noProof/>
+                <w:webHidden/>
+              </w:rPr>
+              <w:tab/>
+            </w:r>
+            <w:r>
+              <w:rPr>
+                <w:noProof/>
+                <w:webHidden/>
+              </w:rPr>
+              <w:fldChar w:fldCharType="begin"/>
+            </w:r>
+            <w:r>
+              <w:rPr>
+                <w:noProof/>
+                <w:webHidden/>
+              </w:rPr>
+              <w:instrText xml:space="preserve"> PAGEREF _Toc240077598 \h </w:instrText>
+            </w:r>
+            <w:r>
+              <w:rPr>
+                <w:noProof/>
+                <w:webHidden/>
+              </w:rPr>
+            </w:r>
+            <w:r>
+              <w:rPr>
+                <w:noProof/>
+                <w:webHidden/>
+              </w:rPr>
+              <w:fldChar w:fldCharType="separate"/>
+            </w:r>
+            <w:r>
+              <w:rPr>
+                <w:noProof/>
+                <w:webHidden/>
+              </w:rPr>
+              <w:t>11</w:t>
+            </w:r>
+            <w:r>
+              <w:rPr>
+                <w:noProof/>
+                <w:webHidden/>
+              </w:rPr>
+              <w:fldChar w:fldCharType="end"/>
+            </w:r>
+          </w:hyperlink>
+        </w:p>
+        <w:p>
+          <w:pPr>
+            <w:pStyle w:val="TOC2"/>
+            <w:tabs>
+              <w:tab w:val="right" w:leader="dot" w:pos="9016"/>
+            </w:tabs>
+            <w:rPr>
+              <w:rFonts w:asciiTheme="minorHAnsi" w:eastAsiaTheme="minorEastAsia" w:hAnsiTheme="minorHAnsi"/>
+              <w:noProof/>
+              <w:lang w:eastAsia="en-GB" w:bidi="si-LK"/>
+            </w:rPr>
+          </w:pPr>
+          <w:hyperlink w:anchor="_Toc240077599" w:history="1">
+            <w:r>
+              <w:rPr>
+                <w:rStyle w:val="Hyperlink"/>
+                <w:noProof/>
+              </w:rPr>
+              <w:t>Automation Environment</w:t>
+            </w:r>
+            <w:r>
+              <w:rPr>
+                <w:noProof/>
+                <w:webHidden/>
+              </w:rPr>
+              <w:tab/>
+            </w:r>
+            <w:r>
+              <w:rPr>
+                <w:noProof/>
+                <w:webHidden/>
+              </w:rPr>
+              <w:fldChar w:fldCharType="begin"/>
+            </w:r>
+            <w:r>
+              <w:rPr>
+                <w:noProof/>
+                <w:webHidden/>
+              </w:rPr>
+              <w:instrText xml:space="preserve"> PAGEREF _Toc240077599 \h </w:instrText>
+            </w:r>
+            <w:r>
+              <w:rPr>
+                <w:noProof/>
+                <w:webHidden/>
+              </w:rPr>
+            </w:r>
+            <w:r>
+              <w:rPr>
+                <w:noProof/>
+                <w:webHidden/>
+              </w:rPr>
+              <w:fldChar w:fldCharType="separate"/>
+            </w:r>
+            <w:r>
+              <w:rPr>
+                <w:noProof/>
+                <w:webHidden/>
+              </w:rPr>
+              <w:t>11</w:t>
+            </w:r>
+            <w:r>
+              <w:rPr>
+                <w:noProof/>
+                <w:webHidden/>
+              </w:rPr>
+              <w:fldChar w:fldCharType="end"/>
+            </w:r>
+          </w:hyperlink>
+        </w:p>
+        <w:p>
+          <w:pPr>
+            <w:pStyle w:val="TOC1"/>
+            <w:tabs>
+              <w:tab w:val="right" w:leader="dot" w:pos="9016"/>
+            </w:tabs>
+            <w:rPr>
+              <w:rFonts w:asciiTheme="minorHAnsi" w:eastAsiaTheme="minorEastAsia" w:hAnsiTheme="minorHAnsi"/>
+              <w:noProof/>
+              <w:lang w:eastAsia="en-GB" w:bidi="si-LK"/>
+            </w:rPr>
+          </w:pPr>
+          <w:hyperlink w:anchor="_Toc240077600" w:history="1">
+            <w:r>
+              <w:rPr>
+                <w:rStyle w:val="Hyperlink"/>
+                <w:noProof/>
+              </w:rPr>
+              <w:t>9. Test Data</w:t>
+            </w:r>
+            <w:r>
+              <w:rPr>
+                <w:noProof/>
+                <w:webHidden/>
+              </w:rPr>
+              <w:tab/>
+            </w:r>
+            <w:r>
+              <w:rPr>
+                <w:noProof/>
+                <w:webHidden/>
+              </w:rPr>
+              <w:fldChar w:fldCharType="begin"/>
+            </w:r>
+            <w:r>
+              <w:rPr>
+                <w:noProof/>
+                <w:webHidden/>
+              </w:rPr>
+              <w:instrText xml:space="preserve"> PAGEREF _Toc240077600 \h </w:instrText>
+            </w:r>
+            <w:r>
+              <w:rPr>
+                <w:noProof/>
+                <w:webHidden/>
+              </w:rPr>
+            </w:r>
+            <w:r>
+              <w:rPr>
+                <w:noProof/>
+                <w:webHidden/>
+              </w:rPr>
+              <w:fldChar w:fldCharType="separate"/>
+            </w:r>
+            <w:r>
+              <w:rPr>
+                <w:noProof/>
+                <w:webHidden/>
+              </w:rPr>
+              <w:t>12</w:t>
+            </w:r>
+            <w:r>
+              <w:rPr>
+                <w:noProof/>
+                <w:webHidden/>
+              </w:rPr>
+              <w:fldChar w:fldCharType="end"/>
+            </w:r>
+          </w:hyperlink>
+        </w:p>
+        <w:p>
+          <w:pPr>
+            <w:pStyle w:val="TOC1"/>
+            <w:tabs>
+              <w:tab w:val="right" w:leader="dot" w:pos="9016"/>
+            </w:tabs>
+            <w:rPr>
+              <w:rFonts w:asciiTheme="minorHAnsi" w:eastAsiaTheme="minorEastAsia" w:hAnsiTheme="minorHAnsi"/>
+              <w:noProof/>
+              <w:lang w:eastAsia="en-GB" w:bidi="si-LK"/>
+            </w:rPr>
+          </w:pPr>
+          <w:hyperlink w:anchor="_Toc240077601" w:history="1">
+            <w:r>
+              <w:rPr>
+                <w:rStyle w:val="Hyperlink"/>
+                <w:noProof/>
+              </w:rPr>
+              <w:t>11. Entry Criteria</w:t>
+            </w:r>
+            <w:r>
+              <w:rPr>
+                <w:noProof/>
+                <w:webHidden/>
+              </w:rPr>
+              <w:tab/>
+            </w:r>
+            <w:r>
+              <w:rPr>
+                <w:noProof/>
+                <w:webHidden/>
+              </w:rPr>
+              <w:fldChar w:fldCharType="begin"/>
+            </w:r>
+            <w:r>
+              <w:rPr>
+                <w:noProof/>
+                <w:webHidden/>
+              </w:rPr>
+              <w:instrText xml:space="preserve"> PAGEREF _Toc240077601 \h </w:instrText>
+            </w:r>
+            <w:r>
+              <w:rPr>
+                <w:noProof/>
+                <w:webHidden/>
+              </w:rPr>
+            </w:r>
+            <w:r>
+              <w:rPr>
+                <w:noProof/>
+                <w:webHidden/>
+              </w:rPr>
+              <w:fldChar w:fldCharType="separate"/>
+            </w:r>
+            <w:r>
+              <w:rPr>
+                <w:noProof/>
+                <w:webHidden/>
+              </w:rPr>
+              <w:t>13</w:t>
+            </w:r>
+            <w:r>
+              <w:rPr>
+                <w:noProof/>
+                <w:webHidden/>
+              </w:rPr>
+              <w:fldChar w:fldCharType="end"/>
+            </w:r>
+          </w:hyperlink>
+        </w:p>
+        <w:p>
+          <w:pPr>
+            <w:pStyle w:val="TOC1"/>
+            <w:tabs>
+              <w:tab w:val="right" w:leader="dot" w:pos="9016"/>
+            </w:tabs>
+            <w:rPr>
+              <w:rFonts w:asciiTheme="minorHAnsi" w:eastAsiaTheme="minorEastAsia" w:hAnsiTheme="minorHAnsi"/>
+              <w:noProof/>
+              <w:lang w:eastAsia="en-GB" w:bidi="si-LK"/>
+            </w:rPr>
+          </w:pPr>
+          <w:hyperlink w:anchor="_Toc240077602" w:history="1">
+            <w:r>
+              <w:rPr>
+                <w:rStyle w:val="Hyperlink"/>
+                <w:noProof/>
+              </w:rPr>
+              <w:t>12. Exit Criteria</w:t>
+            </w:r>
+            <w:r>
+              <w:rPr>
+                <w:noProof/>
+                <w:webHidden/>
+              </w:rPr>
+              <w:tab/>
+            </w:r>
+            <w:r>
+              <w:rPr>
+                <w:noProof/>
+                <w:webHidden/>
+              </w:rPr>
+              <w:fldChar w:fldCharType="begin"/>
+            </w:r>
+            <w:r>
+              <w:rPr>
+                <w:noProof/>
+                <w:webHidden/>
+              </w:rPr>
+              <w:instrText xml:space="preserve"> PAGEREF _Toc240077602 \h </w:instrText>
+            </w:r>
+            <w:r>
+              <w:rPr>
+                <w:noProof/>
+                <w:webHidden/>
+              </w:rPr>
+            </w:r>
+            <w:r>
+              <w:rPr>
+                <w:noProof/>
+                <w:webHidden/>
+              </w:rPr>
+              <w:fldChar w:fldCharType="separate"/>
+            </w:r>
+            <w:r>
+              <w:rPr>
+                <w:noProof/>
+                <w:webHidden/>
+              </w:rPr>
+              <w:t>13</w:t>
+            </w:r>
+            <w:r>
+              <w:rPr>
+                <w:noProof/>
+                <w:webHidden/>
+              </w:rPr>
+              <w:fldChar w:fldCharType="end"/>
+            </w:r>
+          </w:hyperlink>
+        </w:p>
+        <w:p>
+          <w:pPr>
+            <w:pStyle w:val="TOC1"/>
+            <w:tabs>
+              <w:tab w:val="right" w:leader="dot" w:pos="9016"/>
+            </w:tabs>
+            <w:rPr>
+              <w:rFonts w:asciiTheme="minorHAnsi" w:eastAsiaTheme="minorEastAsia" w:hAnsiTheme="minorHAnsi"/>
+              <w:noProof/>
+              <w:lang w:eastAsia="en-GB" w:bidi="si-LK"/>
+            </w:rPr>
+          </w:pPr>
+          <w:hyperlink w:anchor="_Toc240077603" w:history="1">
+            <w:r>
+              <w:rPr>
+                <w:rStyle w:val="Hyperlink"/>
+                <w:noProof/>
+              </w:rPr>
+              <w:t>13. Test Case Management</w:t>
+            </w:r>
+            <w:r>
+              <w:rPr>
+                <w:noProof/>
+                <w:webHidden/>
+              </w:rPr>
+              <w:tab/>
+            </w:r>
+            <w:r>
+              <w:rPr>
+                <w:noProof/>
+                <w:webHidden/>
+              </w:rPr>
+              <w:fldChar w:fldCharType="begin"/>
+            </w:r>
+            <w:r>
+              <w:rPr>
+                <w:noProof/>
+                <w:webHidden/>
+              </w:rPr>
+              <w:instrText xml:space="preserve"> PAGEREF _Toc240077603 \h </w:instrText>
+            </w:r>
+            <w:r>
+              <w:rPr>
+                <w:noProof/>
+                <w:webHidden/>
+              </w:rPr>
+            </w:r>
+            <w:r>
+              <w:rPr>
+                <w:noProof/>
+                <w:webHidden/>
+              </w:rPr>
+              <w:fldChar w:fldCharType="separate"/>
+            </w:r>
+            <w:r>
+              <w:rPr>
+                <w:noProof/>
+                <w:webHidden/>
+              </w:rPr>
+              <w:t>13</w:t>
+            </w:r>
+            <w:r>
+              <w:rPr>
+                <w:noProof/>
+                <w:webHidden/>
+              </w:rPr>
+              <w:fldChar w:fldCharType="end"/>
+            </w:r>
+          </w:hyperlink>
+        </w:p>
+        <w:p>
+          <w:pPr>
+            <w:pStyle w:val="TOC1"/>
+            <w:tabs>
+              <w:tab w:val="right" w:leader="dot" w:pos="9016"/>
+            </w:tabs>
+            <w:rPr>
+              <w:rFonts w:asciiTheme="minorHAnsi" w:eastAsiaTheme="minorEastAsia" w:hAnsiTheme="minorHAnsi"/>
+              <w:noProof/>
+              <w:lang w:eastAsia="en-GB" w:bidi="si-LK"/>
+            </w:rPr>
+          </w:pPr>
+          <w:hyperlink w:anchor="_Toc240077604" w:history="1">
+            <w:r>
+              <w:rPr>
+                <w:rStyle w:val="Hyperlink"/>
+                <w:noProof/>
+              </w:rPr>
+              <w:t>14. Automation Strategy</w:t>
+            </w:r>
+            <w:r>
+              <w:rPr>
+                <w:noProof/>
+                <w:webHidden/>
+              </w:rPr>
+              <w:tab/>
+            </w:r>
+            <w:r>
+              <w:rPr>
+                <w:noProof/>
+                <w:webHidden/>
+              </w:rPr>
+              <w:fldChar w:fldCharType="begin"/>
+            </w:r>
+            <w:r>
+              <w:rPr>
+                <w:noProof/>
+                <w:webHidden/>
+              </w:rPr>
+              <w:instrText xml:space="preserve"> PAGEREF _Toc240077604 \h </w:instrText>
+            </w:r>
+            <w:r>
+              <w:rPr>
+                <w:noProof/>
+                <w:webHidden/>
+              </w:rPr>
+            </w:r>
+            <w:r>
+              <w:rPr>
+                <w:noProof/>
+                <w:webHidden/>
+              </w:rPr>
+              <w:fldChar w:fldCharType="separate"/>
+            </w:r>
+            <w:r>
+              <w:rPr>
+                <w:noProof/>
+                <w:webHidden/>
+              </w:rPr>
+              <w:t>14</w:t>
+            </w:r>
+            <w:r>
+              <w:rPr>
+                <w:noProof/>
+                <w:webHidden/>
+              </w:rPr>
+              <w:fldChar w:fldCharType="end"/>
+            </w:r>
+          </w:hyperlink>
+        </w:p>
+        <w:p>
+          <w:pPr>
+            <w:pStyle w:val="TOC2"/>
+            <w:tabs>
+              <w:tab w:val="right" w:leader="dot" w:pos="9016"/>
+            </w:tabs>
+            <w:rPr>
+              <w:rFonts w:asciiTheme="minorHAnsi" w:eastAsiaTheme="minorEastAsia" w:hAnsiTheme="minorHAnsi"/>
+              <w:noProof/>
+              <w:lang w:eastAsia="en-GB" w:bidi="si-LK"/>
+            </w:rPr>
+          </w:pPr>
+          <w:hyperlink w:anchor="_Toc240077605" w:history="1">
+            <w:r>
+              <w:rPr>
+                <w:rStyle w:val="Hyperlink"/>
+                <w:noProof/>
+              </w:rPr>
+              <w:t>Priority Automation Scenarios</w:t>
+            </w:r>
+            <w:r>
+              <w:rPr>
+                <w:noProof/>
+                <w:webHidden/>
+              </w:rPr>
+              <w:tab/>
+            </w:r>
+            <w:r>
+              <w:rPr>
+                <w:noProof/>
+                <w:webHidden/>
+              </w:rPr>
+              <w:fldChar w:fldCharType="begin"/>
+            </w:r>
+            <w:r>
+              <w:rPr>
+                <w:noProof/>
+                <w:webHidden/>
+              </w:rPr>
+              <w:instrText xml:space="preserve"> PAGEREF _Toc240077605 \h </w:instrText>
+            </w:r>
+            <w:r>
+              <w:rPr>
+                <w:noProof/>
+                <w:webHidden/>
+              </w:rPr>
+            </w:r>
+            <w:r>
+              <w:rPr>
+                <w:noProof/>
+                <w:webHidden/>
+              </w:rPr>
+              <w:fldChar w:fldCharType="separate"/>
+            </w:r>
+            <w:r>
+              <w:rPr>
+                <w:noProof/>
+                <w:webHidden/>
+              </w:rPr>
+              <w:t>14</w:t>
+            </w:r>
+            <w:r>
+              <w:rPr>
+                <w:noProof/>
+                <w:webHidden/>
+              </w:rPr>
+              <w:fldChar w:fldCharType="end"/>
+            </w:r>
+          </w:hyperlink>
+        </w:p>
+        <w:p>
+          <w:pPr>
+            <w:pStyle w:val="TOC3"/>
+            <w:tabs>
+              <w:tab w:val="right" w:leader="dot" w:pos="9016"/>
+            </w:tabs>
+            <w:rPr>
+              <w:rFonts w:asciiTheme="minorHAnsi" w:eastAsiaTheme="minorEastAsia" w:hAnsiTheme="minorHAnsi"/>
+              <w:noProof/>
+              <w:lang w:eastAsia="en-GB" w:bidi="si-LK"/>
+            </w:rPr>
+          </w:pPr>
+          <w:hyperlink w:anchor="_Toc240077606" w:history="1">
+            <w:r>
+              <w:rPr>
+                <w:rStyle w:val="Hyperlink"/>
+                <w:noProof/>
+              </w:rPr>
+              <w:t>Login</w:t>
+            </w:r>
+            <w:r>
+              <w:rPr>
+                <w:noProof/>
+                <w:webHidden/>
+              </w:rPr>
+              <w:tab/>
+            </w:r>
+            <w:r>
+              <w:rPr>
+                <w:noProof/>
+                <w:webHidden/>
+              </w:rPr>
+              <w:fldChar w:fldCharType="begin"/>
+            </w:r>
+            <w:r>
+              <w:rPr>
+                <w:noProof/>
+                <w:webHidden/>
+              </w:rPr>
+              <w:instrText xml:space="preserve"> PAGEREF _Toc240077606 \h </w:instrText>
+            </w:r>
+            <w:r>
+              <w:rPr>
+                <w:noProof/>
+                <w:webHidden/>
+              </w:rPr>
+            </w:r>
+            <w:r>
+              <w:rPr>
+                <w:noProof/>
+                <w:webHidden/>
+              </w:rPr>
+              <w:fldChar w:fldCharType="separate"/>
+            </w:r>
+            <w:r>
+              <w:rPr>
+                <w:noProof/>
+                <w:webHidden/>
+              </w:rPr>
+              <w:t>14</w:t>
+            </w:r>
+            <w:r>
+              <w:rPr>
+                <w:noProof/>
+                <w:webHidden/>
+              </w:rPr>
+              <w:fldChar w:fldCharType="end"/>
+            </w:r>
+          </w:hyperlink>
+        </w:p>
+        <w:p>
+          <w:pPr>
+            <w:pStyle w:val="TOC3"/>
+            <w:tabs>
+              <w:tab w:val="right" w:leader="dot" w:pos="9016"/>
+            </w:tabs>
+            <w:rPr>
+              <w:rFonts w:asciiTheme="minorHAnsi" w:eastAsiaTheme="minorEastAsia" w:hAnsiTheme="minorHAnsi"/>
+              <w:noProof/>
+              <w:lang w:eastAsia="en-GB" w:bidi="si-LK"/>
+            </w:rPr>
+          </w:pPr>
+          <w:hyperlink w:anchor="_Toc240077607" w:history="1">
+            <w:r>
+              <w:rPr>
+                <w:rStyle w:val="Hyperlink"/>
+                <w:noProof/>
+              </w:rPr>
+              <w:t>Add Product</w:t>
+            </w:r>
+            <w:r>
+              <w:rPr>
+                <w:noProof/>
+                <w:webHidden/>
+              </w:rPr>
+              <w:tab/>
+            </w:r>
+            <w:r>
+              <w:rPr>
+                <w:noProof/>
+                <w:webHidden/>
+              </w:rPr>
+              <w:fldChar w:fldCharType="begin"/>
+            </w:r>
+            <w:r>
+              <w:rPr>
+                <w:noProof/>
+                <w:webHidden/>
+              </w:rPr>
+              <w:instrText xml:space="preserve"> PAGEREF _Toc240077607 \h </w:instrText>
+            </w:r>
+            <w:r>
+              <w:rPr>
+                <w:noProof/>
+                <w:webHidden/>
+              </w:rPr>
+            </w:r>
+            <w:r>
+              <w:rPr>
+                <w:noProof/>
+                <w:webHidden/>
+              </w:rPr>
+              <w:fldChar w:fldCharType="separate"/>
+            </w:r>
+            <w:r>
+              <w:rPr>
+                <w:noProof/>
+                <w:webHidden/>
+              </w:rPr>
+              <w:t>14</w:t>
+            </w:r>
+            <w:r>
+              <w:rPr>
+                <w:noProof/>
+                <w:webHidden/>
+              </w:rPr>
+              <w:fldChar w:fldCharType="end"/>
+            </w:r>
+          </w:hyperlink>
+        </w:p>
+        <w:p>
+          <w:pPr>
+            <w:pStyle w:val="TOC3"/>
+            <w:tabs>
+              <w:tab w:val="right" w:leader="dot" w:pos="9016"/>
+            </w:tabs>
+            <w:rPr>
+              <w:rFonts w:asciiTheme="minorHAnsi" w:eastAsiaTheme="minorEastAsia" w:hAnsiTheme="minorHAnsi"/>
+              <w:noProof/>
+              <w:lang w:eastAsia="en-GB" w:bidi="si-LK"/>
+            </w:rPr>
+          </w:pPr>
+          <w:hyperlink w:anchor="_Toc240077608" w:history="1">
+            <w:r>
+              <w:rPr>
+                <w:rStyle w:val="Hyperlink"/>
+                <w:noProof/>
+              </w:rPr>
+              <w:t>Checkout</w:t>
+            </w:r>
+            <w:r>
+              <w:rPr>
+                <w:noProof/>
+                <w:webHidden/>
+              </w:rPr>
+              <w:tab/>
+            </w:r>
+            <w:r>
+              <w:rPr>
+                <w:noProof/>
+                <w:webHidden/>
+              </w:rPr>
+              <w:fldChar w:fldCharType="begin"/>
+            </w:r>
+            <w:r>
+              <w:rPr>
+                <w:noProof/>
+                <w:webHidden/>
+              </w:rPr>
+              <w:instrText xml:space="preserve"> PAGEREF _Toc240077608 \h </w:instrText>
+            </w:r>
+            <w:r>
+              <w:rPr>
+                <w:noProof/>
+                <w:webHidden/>
+              </w:rPr>
+            </w:r>
+            <w:r>
+              <w:rPr>
+                <w:noProof/>
+                <w:webHidden/>
+              </w:rPr>
+              <w:fldChar w:fldCharType="separate"/>
+            </w:r>
+            <w:r>
+              <w:rPr>
+                <w:noProof/>
+                <w:webHidden/>
+              </w:rPr>
+              <w:t>14</w:t>
+            </w:r>
+            <w:r>
+              <w:rPr>
+                <w:noProof/>
+                <w:webHidden/>
+              </w:rPr>
+              <w:fldChar w:fldCharType="end"/>
+            </w:r>
+          </w:hyperlink>
+        </w:p>
+        <w:p>
+          <w:pPr>
+            <w:pStyle w:val="TOC3"/>
+            <w:tabs>
+              <w:tab w:val="right" w:leader="dot" w:pos="9016"/>
+            </w:tabs>
+            <w:rPr>
+              <w:rFonts w:asciiTheme="minorHAnsi" w:eastAsiaTheme="minorEastAsia" w:hAnsiTheme="minorHAnsi"/>
+              <w:noProof/>
+              <w:lang w:eastAsia="en-GB" w:bidi="si-LK"/>
+            </w:rPr>
+          </w:pPr>
+          <w:hyperlink w:anchor="_Toc240077609" w:history="1">
+            <w:r>
+              <w:rPr>
+                <w:rStyle w:val="Hyperlink"/>
+                <w:noProof/>
+              </w:rPr>
+              <w:t>Complete Order</w:t>
+            </w:r>
+            <w:r>
+              <w:rPr>
+                <w:noProof/>
+                <w:webHidden/>
+              </w:rPr>
+              <w:tab/>
+            </w:r>
+            <w:r>
+              <w:rPr>
+                <w:noProof/>
+                <w:webHidden/>
+              </w:rPr>
+              <w:fldChar w:fldCharType="begin"/>
+            </w:r>
+            <w:r>
+              <w:rPr>
+                <w:noProof/>
+                <w:webHidden/>
+              </w:rPr>
+              <w:instrText xml:space="preserve"> PAGEREF _Toc240077609 \h </w:instrText>
+            </w:r>
+            <w:r>
+              <w:rPr>
+                <w:noProof/>
+                <w:webHidden/>
+              </w:rPr>
+            </w:r>
+            <w:r>
+              <w:rPr>
+                <w:noProof/>
+                <w:webHidden/>
+              </w:rPr>
+              <w:fldChar w:fldCharType="separate"/>
+            </w:r>
+            <w:r>
+              <w:rPr>
+                <w:noProof/>
+                <w:webHidden/>
+              </w:rPr>
+              <w:t>14</w:t>
+            </w:r>
+            <w:r>
+              <w:rPr>
+                <w:noProof/>
+                <w:webHidden/>
+              </w:rPr>
+              <w:fldChar w:fldCharType="end"/>
+            </w:r>
+          </w:hyperlink>
+        </w:p>
+        <w:p>
+          <w:pPr>
+            <w:pStyle w:val="TOC1"/>
+            <w:tabs>
+              <w:tab w:val="right" w:leader="dot" w:pos="9016"/>
+            </w:tabs>
+            <w:rPr>
+              <w:rFonts w:asciiTheme="minorHAnsi" w:eastAsiaTheme="minorEastAsia" w:hAnsiTheme="minorHAnsi"/>
+              <w:noProof/>
+              <w:lang w:eastAsia="en-GB" w:bidi="si-LK"/>
+            </w:rPr>
+          </w:pPr>
+          <w:hyperlink w:anchor="_Toc240077610" w:history="1">
+            <w:r>
+              <w:rPr>
+                <w:rStyle w:val="Hyperlink"/>
+                <w:noProof/>
+              </w:rPr>
+              <w:t>15. Page Object Model</w:t>
+            </w:r>
+            <w:r>
+              <w:rPr>
+                <w:noProof/>
+                <w:webHidden/>
+              </w:rPr>
+              <w:tab/>
+            </w:r>
+            <w:r>
+              <w:rPr>
+                <w:noProof/>
+                <w:webHidden/>
+              </w:rPr>
+              <w:fldChar w:fldCharType="begin"/>
+            </w:r>
+            <w:r>
+              <w:rPr>
+                <w:noProof/>
+                <w:webHidden/>
+              </w:rPr>
+              <w:instrText xml:space="preserve"> PAGEREF _Toc240077610 \h </w:instrText>
+            </w:r>
+            <w:r>
+              <w:rPr>
+                <w:noProof/>
+                <w:webHidden/>
+              </w:rPr>
+            </w:r>
+            <w:r>
+              <w:rPr>
+                <w:noProof/>
+                <w:webHidden/>
+              </w:rPr>
+              <w:fldChar w:fldCharType="separate"/>
+            </w:r>
+            <w:r>
+              <w:rPr>
+                <w:noProof/>
+                <w:webHidden/>
+              </w:rPr>
+              <w:t>15</w:t>
+            </w:r>
+            <w:r>
+              <w:rPr>
+                <w:noProof/>
+                <w:webHidden/>
+              </w:rPr>
+              <w:fldChar w:fldCharType="end"/>
+            </w:r>
+          </w:hyperlink>
+        </w:p>
+        <w:p>
+          <w:pPr>
+            <w:pStyle w:val="TOC1"/>
+            <w:tabs>
+              <w:tab w:val="right" w:leader="dot" w:pos="9016"/>
+            </w:tabs>
+            <w:rPr>
+              <w:rFonts w:asciiTheme="minorHAnsi" w:eastAsiaTheme="minorEastAsia" w:hAnsiTheme="minorHAnsi"/>
+              <w:noProof/>
+              <w:lang w:eastAsia="en-GB" w:bidi="si-LK"/>
+            </w:rPr>
+          </w:pPr>
+          <w:hyperlink w:anchor="_Toc240077611" w:history="1">
+            <w:r>
+              <w:rPr>
+                <w:rStyle w:val="Hyperlink"/>
+                <w:noProof/>
+              </w:rPr>
+              <w:t>16. Smoke Test Suite</w:t>
+            </w:r>
+            <w:r>
+              <w:rPr>
+                <w:noProof/>
+                <w:webHidden/>
+              </w:rPr>
+              <w:tab/>
+            </w:r>
+            <w:r>
+              <w:rPr>
+                <w:noProof/>
+                <w:webHidden/>
+              </w:rPr>
+              <w:fldChar w:fldCharType="begin"/>
+            </w:r>
+            <w:r>
+              <w:rPr>
+                <w:noProof/>
+                <w:webHidden/>
+              </w:rPr>
+              <w:instrText xml:space="preserve"> PAGEREF _Toc240077611 \h </w:instrText>
+            </w:r>
+            <w:r>
+              <w:rPr>
+                <w:noProof/>
+                <w:webHidden/>
+              </w:rPr>
+            </w:r>
+            <w:r>
+              <w:rPr>
+                <w:noProof/>
+                <w:webHidden/>
+              </w:rPr>
+              <w:fldChar w:fldCharType="separate"/>
+            </w:r>
+            <w:r>
+              <w:rPr>
+                <w:noProof/>
+                <w:webHidden/>
+              </w:rPr>
+              <w:t>15</w:t>
+            </w:r>
+            <w:r>
+              <w:rPr>
+                <w:noProof/>
+                <w:webHidden/>
+              </w:rPr>
+              <w:fldChar w:fldCharType="end"/>
+            </w:r>
+          </w:hyperlink>
+        </w:p>
+        <w:p>
+          <w:pPr>
+            <w:pStyle w:val="TOC1"/>
+            <w:tabs>
+              <w:tab w:val="right" w:leader="dot" w:pos="9016"/>
+            </w:tabs>
+            <w:rPr>
+              <w:rFonts w:asciiTheme="minorHAnsi" w:eastAsiaTheme="minorEastAsia" w:hAnsiTheme="minorHAnsi"/>
+              <w:noProof/>
+              <w:lang w:eastAsia="en-GB" w:bidi="si-LK"/>
+            </w:rPr>
+          </w:pPr>
+          <w:hyperlink w:anchor="_Toc240077612" w:history="1">
+            <w:r>
+              <w:rPr>
+                <w:rStyle w:val="Hyperlink"/>
+                <w:noProof/>
+              </w:rPr>
+              <w:t>17. Regression Test Suite</w:t>
+            </w:r>
+            <w:r>
+              <w:rPr>
+                <w:noProof/>
+                <w:webHidden/>
+              </w:rPr>
+              <w:tab/>
+            </w:r>
+            <w:r>
+              <w:rPr>
+                <w:noProof/>
+                <w:webHidden/>
+              </w:rPr>
+              <w:fldChar w:fldCharType="begin"/>
+            </w:r>
+            <w:r>
+              <w:rPr>
+                <w:noProof/>
+                <w:webHidden/>
+              </w:rPr>
+              <w:instrText xml:space="preserve"> PAGEREF _Toc240077612 \h </w:instrText>
+            </w:r>
+            <w:r>
+              <w:rPr>
+                <w:noProof/>
+                <w:webHidden/>
+              </w:rPr>
+            </w:r>
+            <w:r>
+              <w:rPr>
+                <w:noProof/>
+                <w:webHidden/>
+              </w:rPr>
+              <w:fldChar w:fldCharType="separate"/>
+            </w:r>
+            <w:r>
+              <w:rPr>
+                <w:noProof/>
+                <w:webHidden/>
+              </w:rPr>
+              <w:t>16</w:t>
+            </w:r>
+            <w:r>
+              <w:rPr>
+                <w:noProof/>
+                <w:webHidden/>
+              </w:rPr>
+              <w:fldChar w:fldCharType="end"/>
+            </w:r>
+          </w:hyperlink>
+        </w:p>
+        <w:p>
+          <w:pPr>
+            <w:pStyle w:val="TOC1"/>
+            <w:tabs>
+              <w:tab w:val="right" w:leader="dot" w:pos="9016"/>
+            </w:tabs>
+            <w:rPr>
+              <w:rFonts w:asciiTheme="minorHAnsi" w:eastAsiaTheme="minorEastAsia" w:hAnsiTheme="minorHAnsi"/>
+              <w:noProof/>
+              <w:lang w:eastAsia="en-GB" w:bidi="si-LK"/>
+            </w:rPr>
+          </w:pPr>
+          <w:hyperlink w:anchor="_Toc240077613" w:history="1">
+            <w:r>
+              <w:rPr>
+                <w:rStyle w:val="Hyperlink"/>
+                <w:noProof/>
+              </w:rPr>
+              <w:t>18. Test Deliverables</w:t>
+            </w:r>
+            <w:r>
+              <w:rPr>
+                <w:noProof/>
+                <w:webHidden/>
+              </w:rPr>
+              <w:tab/>
+            </w:r>
+            <w:r>
+              <w:rPr>
+                <w:noProof/>
+                <w:webHidden/>
+              </w:rPr>
+              <w:fldChar w:fldCharType="begin"/>
+            </w:r>
+            <w:r>
+              <w:rPr>
+                <w:noProof/>
+                <w:webHidden/>
+              </w:rPr>
+              <w:instrText xml:space="preserve"> PAGEREF _Toc240077613 \h </w:instrText>
+            </w:r>
+            <w:r>
+              <w:rPr>
+                <w:noProof/>
+                <w:webHidden/>
+              </w:rPr>
+            </w:r>
+            <w:r>
+              <w:rPr>
+                <w:noProof/>
+                <w:webHidden/>
+              </w:rPr>
+              <w:fldChar w:fldCharType="separate"/>
+            </w:r>
+            <w:r>
+              <w:rPr>
+                <w:noProof/>
+                <w:webHidden/>
+              </w:rPr>
+              <w:t>16</w:t>
+            </w:r>
+            <w:r>
+              <w:rPr>
+                <w:noProof/>
+                <w:webHidden/>
+              </w:rPr>
+              <w:fldChar w:fldCharType="end"/>
+            </w:r>
+          </w:hyperlink>
+        </w:p>
+        <w:p>
+          <w:pPr>
+            <w:pStyle w:val="TOC1"/>
+            <w:tabs>
+              <w:tab w:val="right" w:leader="dot" w:pos="9016"/>
+            </w:tabs>
+            <w:rPr>
+              <w:rFonts w:asciiTheme="minorHAnsi" w:eastAsiaTheme="minorEastAsia" w:hAnsiTheme="minorHAnsi"/>
+              <w:noProof/>
+              <w:lang w:eastAsia="en-GB" w:bidi="si-LK"/>
+            </w:rPr>
+          </w:pPr>
+          <w:hyperlink w:anchor="_Toc240077614" w:history="1">
+            <w:r>
+              <w:rPr>
+                <w:rStyle w:val="Hyperlink"/>
+                <w:noProof/>
+              </w:rPr>
+              <w:t>19. Conclusion</w:t>
+            </w:r>
+            <w:r>
+              <w:rPr>
+                <w:noProof/>
+                <w:webHidden/>
+              </w:rPr>
+              <w:tab/>
+            </w:r>
+            <w:r>
+              <w:rPr>
+                <w:noProof/>
+                <w:webHidden/>
+              </w:rPr>
+              <w:fldChar w:fldCharType="begin"/>
+            </w:r>
+            <w:r>
+              <w:rPr>
+                <w:noProof/>
+                <w:webHidden/>
+              </w:rPr>
+              <w:instrText xml:space="preserve"> PAGEREF _Toc240077614 \h </w:instrText>
+            </w:r>
+            <w:r>
+              <w:rPr>
+                <w:noProof/>
+                <w:webHidden/>
+              </w:rPr>
+            </w:r>
+            <w:r>
+              <w:rPr>
+                <w:noProof/>
+                <w:webHidden/>
+              </w:rPr>
+              <w:fldChar w:fldCharType="separate"/>
+            </w:r>
+            <w:r>
+              <w:rPr>
+                <w:noProof/>
+                <w:webHidden/>
+              </w:rPr>
+              <w:t>16</w:t>
+            </w:r>
+            <w:r>
+              <w:rPr>
+                <w:noProof/>
+                <w:webHidden/>
+              </w:rPr>
+              <w:fldChar w:fldCharType="end"/>
+            </w:r>
+          </w:hyperlink>
+        </w:p>
+        <w:p>
+          <w:r>
+            <w:rPr>
+              <w:b/>
+              <w:bCs/>
+              <w:noProof/>
+            </w:rPr>
+            <w:fldChar w:fldCharType="end"/>
+          </w:r>
+        </w:p>
+      </w:sdtContent>
+    </w:sdt>
+    <w:p/>
+    <w:p>
+      <w:r>
+        <w:br w:type="page"/>
+      </w:r>
+    </w:p>
     <w:p>
       <w:pPr>
         <w:pStyle w:val="Heading1"/>
       </w:pPr>
+      <w:bookmarkStart w:id="0" w:name="_Toc240077577"/>
       <w:r>
         <w:lastRenderedPageBreak/>
         <w:t xml:space="preserve">1. </w:t>
@@ -122,6 +2855,7 @@
       <w:r>
         <w:t>Introduction</w:t>
       </w:r>
+      <w:bookmarkEnd w:id="0"/>
     </w:p>
     <w:p/>
     <w:p>
@@ -132,9 +2866,11 @@
           <w:numId w:val="1"/>
         </w:numPr>
       </w:pPr>
+      <w:bookmarkStart w:id="1" w:name="_Toc240077578"/>
       <w:r>
         <w:t>Purpose</w:t>
       </w:r>
+      <w:bookmarkEnd w:id="1"/>
     </w:p>
     <w:p>
       <w:r>
@@ -329,10 +3065,12 @@
       <w:pPr>
         <w:pStyle w:val="Heading1"/>
       </w:pPr>
+      <w:bookmarkStart w:id="2" w:name="_Toc240077579"/>
       <w:r>
         <w:lastRenderedPageBreak/>
         <w:t>2. Application Overview</w:t>
       </w:r>
+      <w:bookmarkEnd w:id="2"/>
     </w:p>
     <w:p/>
     <w:p>
@@ -439,7 +3177,7 @@
                     </pic:cNvPicPr>
                   </pic:nvPicPr>
                   <pic:blipFill>
-                    <a:blip r:embed="rId5" cstate="print">
+                    <a:blip r:embed="rId8" cstate="print">
                       <a:extLst>
                         <a:ext uri="{28A0092B-C50C-407E-A947-70E740481C1C}">
                           <a14:useLocalDpi xmlns:a14="http://schemas.microsoft.com/office/drawing/2010/main" val="0"/>
@@ -480,10 +3218,12 @@
       <w:pPr>
         <w:pStyle w:val="Heading1"/>
       </w:pPr>
+      <w:bookmarkStart w:id="3" w:name="_Toc240077580"/>
       <w:r>
         <w:lastRenderedPageBreak/>
         <w:t>3. Test Objectives</w:t>
       </w:r>
+      <w:bookmarkEnd w:id="3"/>
     </w:p>
     <w:p/>
     <w:p>
@@ -687,20 +3427,39 @@
     <w:p/>
     <w:p>
       <w:pPr>
+        <w:rPr>
+          <w:rFonts w:eastAsiaTheme="majorEastAsia" w:cstheme="majorBidi"/>
+          <w:b/>
+          <w:sz w:val="32"/>
+          <w:szCs w:val="32"/>
+          <w:u w:val="single"/>
+        </w:rPr>
+      </w:pPr>
+      <w:r>
+        <w:br w:type="page"/>
+      </w:r>
+    </w:p>
+    <w:p>
+      <w:pPr>
         <w:pStyle w:val="Heading1"/>
       </w:pPr>
-      <w:r>
+      <w:bookmarkStart w:id="4" w:name="_Toc240077581"/>
+      <w:r>
+        <w:lastRenderedPageBreak/>
         <w:t>4. Scope of Testing</w:t>
       </w:r>
+      <w:bookmarkEnd w:id="4"/>
     </w:p>
     <w:p/>
     <w:p>
       <w:pPr>
         <w:pStyle w:val="Heading2"/>
       </w:pPr>
+      <w:bookmarkStart w:id="5" w:name="_Toc240077582"/>
       <w:r>
         <w:t>4.1 In Scope</w:t>
       </w:r>
+      <w:bookmarkEnd w:id="5"/>
     </w:p>
     <w:p>
       <w:r>
@@ -712,9 +3471,11 @@
       <w:pPr>
         <w:pStyle w:val="Heading3"/>
       </w:pPr>
+      <w:bookmarkStart w:id="6" w:name="_Toc240077583"/>
       <w:r>
         <w:t>Authentication</w:t>
       </w:r>
+      <w:bookmarkEnd w:id="6"/>
     </w:p>
     <w:p>
       <w:pPr>
@@ -822,9 +3583,11 @@
       <w:pPr>
         <w:pStyle w:val="Heading3"/>
       </w:pPr>
+      <w:bookmarkStart w:id="7" w:name="_Toc240077584"/>
       <w:r>
         <w:t>Product Management</w:t>
       </w:r>
+      <w:bookmarkEnd w:id="7"/>
     </w:p>
     <w:p>
       <w:pPr>
@@ -871,68 +3634,306 @@
         </w:numPr>
       </w:pPr>
       <w:r>
+        <w:t>Product prices</w:t>
+      </w:r>
+    </w:p>
+    <w:p>
+      <w:pPr>
+        <w:pStyle w:val="ListParagraph"/>
+        <w:numPr>
+          <w:ilvl w:val="0"/>
+          <w:numId w:val="5"/>
+        </w:numPr>
+      </w:pPr>
+      <w:r>
+        <w:t>Product images</w:t>
+      </w:r>
+    </w:p>
+    <w:p>
+      <w:pPr>
+        <w:pStyle w:val="ListParagraph"/>
+        <w:numPr>
+          <w:ilvl w:val="0"/>
+          <w:numId w:val="5"/>
+        </w:numPr>
+      </w:pPr>
+      <w:r>
+        <w:t>Product details</w:t>
+      </w:r>
+    </w:p>
+    <w:p>
+      <w:pPr>
+        <w:pStyle w:val="ListParagraph"/>
+        <w:numPr>
+          <w:ilvl w:val="0"/>
+          <w:numId w:val="5"/>
+        </w:numPr>
+      </w:pPr>
+      <w:r>
+        <w:t>Add to cart</w:t>
+      </w:r>
+    </w:p>
+    <w:p>
+      <w:pPr>
+        <w:pStyle w:val="ListParagraph"/>
+        <w:numPr>
+          <w:ilvl w:val="0"/>
+          <w:numId w:val="5"/>
+        </w:numPr>
+      </w:pPr>
+      <w:r>
+        <w:t>Remove from cart</w:t>
+      </w:r>
+    </w:p>
+    <w:p>
+      <w:pPr>
+        <w:pStyle w:val="ListParagraph"/>
+        <w:numPr>
+          <w:ilvl w:val="0"/>
+          <w:numId w:val="5"/>
+        </w:numPr>
+      </w:pPr>
+      <w:r>
+        <w:t>Product sorting</w:t>
+      </w:r>
+    </w:p>
+    <w:p/>
+    <w:p>
+      <w:pPr>
+        <w:pStyle w:val="Heading3"/>
+      </w:pPr>
+      <w:bookmarkStart w:id="8" w:name="_Toc240077585"/>
+      <w:r>
+        <w:t>Shopping Cart</w:t>
+      </w:r>
+      <w:bookmarkEnd w:id="8"/>
+    </w:p>
+    <w:p>
+      <w:pPr>
+        <w:pStyle w:val="ListParagraph"/>
+        <w:numPr>
+          <w:ilvl w:val="0"/>
+          <w:numId w:val="6"/>
+        </w:numPr>
+      </w:pPr>
+      <w:r>
+        <w:t>Add single product</w:t>
+      </w:r>
+    </w:p>
+    <w:p>
+      <w:pPr>
+        <w:pStyle w:val="ListParagraph"/>
+        <w:numPr>
+          <w:ilvl w:val="0"/>
+          <w:numId w:val="6"/>
+        </w:numPr>
+      </w:pPr>
+      <w:r>
+        <w:t>Add multiple products</w:t>
+      </w:r>
+    </w:p>
+    <w:p>
+      <w:pPr>
+        <w:pStyle w:val="ListParagraph"/>
+        <w:numPr>
+          <w:ilvl w:val="0"/>
+          <w:numId w:val="6"/>
+        </w:numPr>
+      </w:pPr>
+      <w:r>
+        <w:t>Remove product</w:t>
+      </w:r>
+    </w:p>
+    <w:p>
+      <w:pPr>
+        <w:pStyle w:val="ListParagraph"/>
+        <w:numPr>
+          <w:ilvl w:val="0"/>
+          <w:numId w:val="6"/>
+        </w:numPr>
+      </w:pPr>
+      <w:r>
+        <w:t>Cart item count</w:t>
+      </w:r>
+    </w:p>
+    <w:p>
+      <w:pPr>
+        <w:pStyle w:val="ListParagraph"/>
+        <w:numPr>
+          <w:ilvl w:val="0"/>
+          <w:numId w:val="6"/>
+        </w:numPr>
+      </w:pPr>
+      <w:r>
+        <w:t>Cart contents</w:t>
+      </w:r>
+    </w:p>
+    <w:p>
+      <w:pPr>
+        <w:pStyle w:val="ListParagraph"/>
+        <w:numPr>
+          <w:ilvl w:val="0"/>
+          <w:numId w:val="6"/>
+        </w:numPr>
+      </w:pPr>
+      <w:r>
+        <w:t>Continue shopping</w:t>
+      </w:r>
+    </w:p>
+    <w:p/>
+    <w:p>
+      <w:pPr>
+        <w:pStyle w:val="Heading3"/>
+      </w:pPr>
+      <w:bookmarkStart w:id="9" w:name="_Toc240077586"/>
+      <w:r>
+        <w:t>Checkout</w:t>
+      </w:r>
+      <w:bookmarkEnd w:id="9"/>
+    </w:p>
+    <w:p>
+      <w:pPr>
+        <w:pStyle w:val="ListParagraph"/>
+        <w:numPr>
+          <w:ilvl w:val="0"/>
+          <w:numId w:val="7"/>
+        </w:numPr>
+      </w:pPr>
+      <w:r>
+        <w:t>Checkout navigation</w:t>
+      </w:r>
+    </w:p>
+    <w:p>
+      <w:pPr>
+        <w:pStyle w:val="ListParagraph"/>
+        <w:numPr>
+          <w:ilvl w:val="0"/>
+          <w:numId w:val="7"/>
+        </w:numPr>
+      </w:pPr>
+      <w:r>
+        <w:t>Customer information</w:t>
+      </w:r>
+    </w:p>
+    <w:p>
+      <w:pPr>
+        <w:pStyle w:val="ListParagraph"/>
+        <w:numPr>
+          <w:ilvl w:val="0"/>
+          <w:numId w:val="7"/>
+        </w:numPr>
+      </w:pPr>
+      <w:r>
+        <w:t>First name validation</w:t>
+      </w:r>
+    </w:p>
+    <w:p>
+      <w:pPr>
+        <w:pStyle w:val="ListParagraph"/>
+        <w:numPr>
+          <w:ilvl w:val="0"/>
+          <w:numId w:val="7"/>
+        </w:numPr>
+      </w:pPr>
+      <w:r>
+        <w:t>Last name validation</w:t>
+      </w:r>
+    </w:p>
+    <w:p>
+      <w:pPr>
+        <w:pStyle w:val="ListParagraph"/>
+        <w:numPr>
+          <w:ilvl w:val="0"/>
+          <w:numId w:val="7"/>
+        </w:numPr>
+      </w:pPr>
+      <w:r>
+        <w:t>Postal code validation</w:t>
+      </w:r>
+    </w:p>
+    <w:p>
+      <w:pPr>
+        <w:pStyle w:val="ListParagraph"/>
+        <w:numPr>
+          <w:ilvl w:val="0"/>
+          <w:numId w:val="7"/>
+        </w:numPr>
+      </w:pPr>
+      <w:r>
+        <w:t>Checkout overview</w:t>
+      </w:r>
+    </w:p>
+    <w:p>
+      <w:pPr>
+        <w:pStyle w:val="ListParagraph"/>
+        <w:numPr>
+          <w:ilvl w:val="0"/>
+          <w:numId w:val="7"/>
+        </w:numPr>
+      </w:pPr>
+      <w:r>
+        <w:t>Product price</w:t>
+      </w:r>
+    </w:p>
+    <w:p>
+      <w:pPr>
+        <w:pStyle w:val="ListParagraph"/>
+        <w:numPr>
+          <w:ilvl w:val="0"/>
+          <w:numId w:val="7"/>
+        </w:numPr>
+      </w:pPr>
+      <w:r>
         <w:lastRenderedPageBreak/>
-        <w:t>Product prices</w:t>
-      </w:r>
-    </w:p>
-    <w:p>
-      <w:pPr>
-        <w:pStyle w:val="ListParagraph"/>
-        <w:numPr>
-          <w:ilvl w:val="0"/>
-          <w:numId w:val="5"/>
-        </w:numPr>
-      </w:pPr>
-      <w:r>
-        <w:t>Product images</w:t>
-      </w:r>
-    </w:p>
-    <w:p>
-      <w:pPr>
-        <w:pStyle w:val="ListParagraph"/>
-        <w:numPr>
-          <w:ilvl w:val="0"/>
-          <w:numId w:val="5"/>
-        </w:numPr>
-      </w:pPr>
-      <w:r>
-        <w:t>Product details</w:t>
-      </w:r>
-    </w:p>
-    <w:p>
-      <w:pPr>
-        <w:pStyle w:val="ListParagraph"/>
-        <w:numPr>
-          <w:ilvl w:val="0"/>
-          <w:numId w:val="5"/>
-        </w:numPr>
-      </w:pPr>
-      <w:r>
-        <w:t>Add to cart</w:t>
-      </w:r>
-    </w:p>
-    <w:p>
-      <w:pPr>
-        <w:pStyle w:val="ListParagraph"/>
-        <w:numPr>
-          <w:ilvl w:val="0"/>
-          <w:numId w:val="5"/>
-        </w:numPr>
-      </w:pPr>
-      <w:r>
-        <w:t>Remove from cart</w:t>
-      </w:r>
-    </w:p>
-    <w:p>
-      <w:pPr>
-        <w:pStyle w:val="ListParagraph"/>
-        <w:numPr>
-          <w:ilvl w:val="0"/>
-          <w:numId w:val="5"/>
-        </w:numPr>
-      </w:pPr>
-      <w:r>
-        <w:t>Product sorting</w:t>
+        <w:t>Quantity</w:t>
+      </w:r>
+    </w:p>
+    <w:p>
+      <w:pPr>
+        <w:pStyle w:val="ListParagraph"/>
+        <w:numPr>
+          <w:ilvl w:val="0"/>
+          <w:numId w:val="7"/>
+        </w:numPr>
+      </w:pPr>
+      <w:r>
+        <w:t>Subtotal</w:t>
+      </w:r>
+    </w:p>
+    <w:p>
+      <w:pPr>
+        <w:pStyle w:val="ListParagraph"/>
+        <w:numPr>
+          <w:ilvl w:val="0"/>
+          <w:numId w:val="7"/>
+        </w:numPr>
+      </w:pPr>
+      <w:r>
+        <w:t>Tax</w:t>
+      </w:r>
+    </w:p>
+    <w:p>
+      <w:pPr>
+        <w:pStyle w:val="ListParagraph"/>
+        <w:numPr>
+          <w:ilvl w:val="0"/>
+          <w:numId w:val="7"/>
+        </w:numPr>
+      </w:pPr>
+      <w:r>
+        <w:t>Total price</w:t>
+      </w:r>
+    </w:p>
+    <w:p>
+      <w:pPr>
+        <w:pStyle w:val="ListParagraph"/>
+        <w:numPr>
+          <w:ilvl w:val="0"/>
+          <w:numId w:val="7"/>
+        </w:numPr>
+      </w:pPr>
+      <w:r>
+        <w:t>Cancel checkout</w:t>
       </w:r>
     </w:p>
     <w:p/>
@@ -940,80 +3941,46 @@
       <w:pPr>
         <w:pStyle w:val="Heading3"/>
       </w:pPr>
-      <w:r>
-        <w:t>Shopping Cart</w:t>
-      </w:r>
-    </w:p>
-    <w:p>
-      <w:pPr>
-        <w:pStyle w:val="ListParagraph"/>
-        <w:numPr>
-          <w:ilvl w:val="0"/>
-          <w:numId w:val="6"/>
-        </w:numPr>
-      </w:pPr>
-      <w:r>
-        <w:t>Add single product</w:t>
-      </w:r>
-    </w:p>
-    <w:p>
-      <w:pPr>
-        <w:pStyle w:val="ListParagraph"/>
-        <w:numPr>
-          <w:ilvl w:val="0"/>
-          <w:numId w:val="6"/>
-        </w:numPr>
-      </w:pPr>
-      <w:r>
-        <w:t>Add multiple products</w:t>
-      </w:r>
-    </w:p>
-    <w:p>
-      <w:pPr>
-        <w:pStyle w:val="ListParagraph"/>
-        <w:numPr>
-          <w:ilvl w:val="0"/>
-          <w:numId w:val="6"/>
-        </w:numPr>
-      </w:pPr>
-      <w:r>
-        <w:t>Remove product</w:t>
-      </w:r>
-    </w:p>
-    <w:p>
-      <w:pPr>
-        <w:pStyle w:val="ListParagraph"/>
-        <w:numPr>
-          <w:ilvl w:val="0"/>
-          <w:numId w:val="6"/>
-        </w:numPr>
-      </w:pPr>
-      <w:r>
-        <w:t>Cart item count</w:t>
-      </w:r>
-    </w:p>
-    <w:p>
-      <w:pPr>
-        <w:pStyle w:val="ListParagraph"/>
-        <w:numPr>
-          <w:ilvl w:val="0"/>
-          <w:numId w:val="6"/>
-        </w:numPr>
-      </w:pPr>
-      <w:r>
-        <w:t>Cart contents</w:t>
-      </w:r>
-    </w:p>
-    <w:p>
-      <w:pPr>
-        <w:pStyle w:val="ListParagraph"/>
-        <w:numPr>
-          <w:ilvl w:val="0"/>
-          <w:numId w:val="6"/>
-        </w:numPr>
-      </w:pPr>
-      <w:r>
-        <w:t>Continue shopping</w:t>
+      <w:bookmarkStart w:id="10" w:name="_Toc240077587"/>
+      <w:r>
+        <w:t>Order Completion</w:t>
+      </w:r>
+      <w:bookmarkEnd w:id="10"/>
+    </w:p>
+    <w:p>
+      <w:pPr>
+        <w:pStyle w:val="ListParagraph"/>
+        <w:numPr>
+          <w:ilvl w:val="0"/>
+          <w:numId w:val="8"/>
+        </w:numPr>
+      </w:pPr>
+      <w:r>
+        <w:t>Finish order</w:t>
+      </w:r>
+    </w:p>
+    <w:p>
+      <w:pPr>
+        <w:pStyle w:val="ListParagraph"/>
+        <w:numPr>
+          <w:ilvl w:val="0"/>
+          <w:numId w:val="8"/>
+        </w:numPr>
+      </w:pPr>
+      <w:r>
+        <w:t>Order confirmation</w:t>
+      </w:r>
+    </w:p>
+    <w:p>
+      <w:pPr>
+        <w:pStyle w:val="ListParagraph"/>
+        <w:numPr>
+          <w:ilvl w:val="0"/>
+          <w:numId w:val="8"/>
+        </w:numPr>
+      </w:pPr>
+      <w:r>
+        <w:t>Back to products</w:t>
       </w:r>
     </w:p>
     <w:p/>
@@ -1021,207 +3988,11 @@
       <w:pPr>
         <w:pStyle w:val="Heading3"/>
       </w:pPr>
-      <w:r>
-        <w:t>Checkout</w:t>
-      </w:r>
-    </w:p>
-    <w:p>
-      <w:pPr>
-        <w:pStyle w:val="ListParagraph"/>
-        <w:numPr>
-          <w:ilvl w:val="0"/>
-          <w:numId w:val="7"/>
-        </w:numPr>
-      </w:pPr>
-      <w:r>
-        <w:t>Checkout navigation</w:t>
-      </w:r>
-    </w:p>
-    <w:p>
-      <w:pPr>
-        <w:pStyle w:val="ListParagraph"/>
-        <w:numPr>
-          <w:ilvl w:val="0"/>
-          <w:numId w:val="7"/>
-        </w:numPr>
-      </w:pPr>
-      <w:r>
-        <w:t>Customer information</w:t>
-      </w:r>
-    </w:p>
-    <w:p>
-      <w:pPr>
-        <w:pStyle w:val="ListParagraph"/>
-        <w:numPr>
-          <w:ilvl w:val="0"/>
-          <w:numId w:val="7"/>
-        </w:numPr>
-      </w:pPr>
-      <w:r>
-        <w:t>First name validation</w:t>
-      </w:r>
-    </w:p>
-    <w:p>
-      <w:pPr>
-        <w:pStyle w:val="ListParagraph"/>
-        <w:numPr>
-          <w:ilvl w:val="0"/>
-          <w:numId w:val="7"/>
-        </w:numPr>
-      </w:pPr>
-      <w:r>
-        <w:t>Last name validation</w:t>
-      </w:r>
-    </w:p>
-    <w:p>
-      <w:pPr>
-        <w:pStyle w:val="ListParagraph"/>
-        <w:numPr>
-          <w:ilvl w:val="0"/>
-          <w:numId w:val="7"/>
-        </w:numPr>
-      </w:pPr>
-      <w:r>
-        <w:t>Postal code validation</w:t>
-      </w:r>
-    </w:p>
-    <w:p>
-      <w:pPr>
-        <w:pStyle w:val="ListParagraph"/>
-        <w:numPr>
-          <w:ilvl w:val="0"/>
-          <w:numId w:val="7"/>
-        </w:numPr>
-      </w:pPr>
-      <w:r>
-        <w:t>Checkout overview</w:t>
-      </w:r>
-    </w:p>
-    <w:p>
-      <w:pPr>
-        <w:pStyle w:val="ListParagraph"/>
-        <w:numPr>
-          <w:ilvl w:val="0"/>
-          <w:numId w:val="7"/>
-        </w:numPr>
-      </w:pPr>
-      <w:r>
-        <w:t>Product price</w:t>
-      </w:r>
-    </w:p>
-    <w:p>
-      <w:pPr>
-        <w:pStyle w:val="ListParagraph"/>
-        <w:numPr>
-          <w:ilvl w:val="0"/>
-          <w:numId w:val="7"/>
-        </w:numPr>
-      </w:pPr>
-      <w:r>
-        <w:t>Quantity</w:t>
-      </w:r>
-    </w:p>
-    <w:p>
-      <w:pPr>
-        <w:pStyle w:val="ListParagraph"/>
-        <w:numPr>
-          <w:ilvl w:val="0"/>
-          <w:numId w:val="7"/>
-        </w:numPr>
-      </w:pPr>
-      <w:r>
-        <w:t>Subtotal</w:t>
-      </w:r>
-    </w:p>
-    <w:p>
-      <w:pPr>
-        <w:pStyle w:val="ListParagraph"/>
-        <w:numPr>
-          <w:ilvl w:val="0"/>
-          <w:numId w:val="7"/>
-        </w:numPr>
-      </w:pPr>
-      <w:r>
-        <w:t>Tax</w:t>
-      </w:r>
-    </w:p>
-    <w:p>
-      <w:pPr>
-        <w:pStyle w:val="ListParagraph"/>
-        <w:numPr>
-          <w:ilvl w:val="0"/>
-          <w:numId w:val="7"/>
-        </w:numPr>
-      </w:pPr>
-      <w:r>
-        <w:t>Total price</w:t>
-      </w:r>
-    </w:p>
-    <w:p>
-      <w:pPr>
-        <w:pStyle w:val="ListParagraph"/>
-        <w:numPr>
-          <w:ilvl w:val="0"/>
-          <w:numId w:val="7"/>
-        </w:numPr>
-      </w:pPr>
-      <w:r>
-        <w:t>Cancel checkout</w:t>
-      </w:r>
-    </w:p>
-    <w:p/>
-    <w:p>
-      <w:pPr>
-        <w:pStyle w:val="Heading3"/>
-      </w:pPr>
-      <w:r>
-        <w:t>Order Completion</w:t>
-      </w:r>
-    </w:p>
-    <w:p>
-      <w:pPr>
-        <w:pStyle w:val="ListParagraph"/>
-        <w:numPr>
-          <w:ilvl w:val="0"/>
-          <w:numId w:val="8"/>
-        </w:numPr>
-      </w:pPr>
-      <w:r>
-        <w:t>Finish order</w:t>
-      </w:r>
-    </w:p>
-    <w:p>
-      <w:pPr>
-        <w:pStyle w:val="ListParagraph"/>
-        <w:numPr>
-          <w:ilvl w:val="0"/>
-          <w:numId w:val="8"/>
-        </w:numPr>
-      </w:pPr>
-      <w:r>
-        <w:t>Order confirmation</w:t>
-      </w:r>
-    </w:p>
-    <w:p>
-      <w:pPr>
-        <w:pStyle w:val="ListParagraph"/>
-        <w:numPr>
-          <w:ilvl w:val="0"/>
-          <w:numId w:val="8"/>
-        </w:numPr>
-      </w:pPr>
-      <w:r>
-        <w:t>Back to products</w:t>
-      </w:r>
-    </w:p>
-    <w:p/>
-    <w:p>
-      <w:pPr>
-        <w:pStyle w:val="Heading3"/>
-      </w:pPr>
+      <w:bookmarkStart w:id="11" w:name="_Toc240077588"/>
       <w:r>
         <w:t>Automation</w:t>
       </w:r>
+      <w:bookmarkEnd w:id="11"/>
     </w:p>
     <w:p>
       <w:r>
@@ -1322,7 +4093,6 @@
       </w:pPr>
       <w:proofErr w:type="spellStart"/>
       <w:r>
-        <w:lastRenderedPageBreak/>
         <w:t>ExtentReports</w:t>
       </w:r>
       <w:proofErr w:type="spellEnd"/>
@@ -1336,10 +4106,12 @@
       <w:pPr>
         <w:pStyle w:val="Heading1"/>
       </w:pPr>
+      <w:bookmarkStart w:id="12" w:name="_Toc240077589"/>
       <w:r>
         <w:lastRenderedPageBreak/>
         <w:t>6. Test Strategy</w:t>
       </w:r>
+      <w:bookmarkEnd w:id="12"/>
     </w:p>
     <w:p>
       <w:r>
@@ -1351,12 +4123,11 @@
       <w:pPr>
         <w:pStyle w:val="Heading2"/>
       </w:pPr>
-      <w:r>
-        <w:t xml:space="preserve">6.1 </w:t>
-      </w:r>
-      <w:r>
-        <w:t>Manual Testing</w:t>
-      </w:r>
+      <w:bookmarkStart w:id="13" w:name="_Toc240077590"/>
+      <w:r>
+        <w:t>6.1 Manual Testing</w:t>
+      </w:r>
+      <w:bookmarkEnd w:id="13"/>
     </w:p>
     <w:p>
       <w:r>
@@ -1481,12 +4252,11 @@
       <w:pPr>
         <w:pStyle w:val="Heading2"/>
       </w:pPr>
-      <w:r>
-        <w:t xml:space="preserve">6.2 </w:t>
-      </w:r>
-      <w:r>
-        <w:t>Automation Testing</w:t>
-      </w:r>
+      <w:bookmarkStart w:id="14" w:name="_Toc240077591"/>
+      <w:r>
+        <w:t>6.2 Automation Testing</w:t>
+      </w:r>
+      <w:bookmarkEnd w:id="14"/>
     </w:p>
     <w:p>
       <w:r>
@@ -1507,13 +4277,12 @@
       <w:pPr>
         <w:pStyle w:val="Heading1"/>
       </w:pPr>
+      <w:bookmarkStart w:id="15" w:name="_Toc240077592"/>
       <w:r>
         <w:lastRenderedPageBreak/>
-        <w:t>7</w:t>
-      </w:r>
-      <w:r>
-        <w:t>. Test Scenarios</w:t>
-      </w:r>
+        <w:t>7. Test Scenarios</w:t>
+      </w:r>
+      <w:bookmarkEnd w:id="15"/>
     </w:p>
     <w:p>
       <w:r>
@@ -1525,9 +4294,11 @@
       <w:pPr>
         <w:pStyle w:val="Heading2"/>
       </w:pPr>
+      <w:bookmarkStart w:id="16" w:name="_Toc240077593"/>
       <w:r>
         <w:t>Login</w:t>
       </w:r>
+      <w:bookmarkEnd w:id="16"/>
     </w:p>
     <w:p>
       <w:pPr>
@@ -1594,9 +4365,11 @@
       <w:pPr>
         <w:pStyle w:val="Heading2"/>
       </w:pPr>
+      <w:bookmarkStart w:id="17" w:name="_Toc240077594"/>
       <w:r>
         <w:t>Products</w:t>
       </w:r>
+      <w:bookmarkEnd w:id="17"/>
     </w:p>
     <w:p>
       <w:pPr>
@@ -1663,9 +4436,11 @@
       <w:pPr>
         <w:pStyle w:val="Heading2"/>
       </w:pPr>
+      <w:bookmarkStart w:id="18" w:name="_Toc240077595"/>
       <w:r>
         <w:t>Cart</w:t>
       </w:r>
+      <w:bookmarkEnd w:id="18"/>
     </w:p>
     <w:p>
       <w:pPr>
@@ -1732,9 +4507,11 @@
       <w:pPr>
         <w:pStyle w:val="Heading2"/>
       </w:pPr>
+      <w:bookmarkStart w:id="19" w:name="_Toc240077596"/>
       <w:r>
         <w:t>Checkout</w:t>
       </w:r>
+      <w:bookmarkEnd w:id="19"/>
     </w:p>
     <w:p>
       <w:pPr>
@@ -1801,9 +4578,11 @@
       <w:pPr>
         <w:pStyle w:val="Heading2"/>
       </w:pPr>
+      <w:bookmarkStart w:id="20" w:name="_Toc240077597"/>
       <w:r>
         <w:t>Order</w:t>
       </w:r>
+      <w:bookmarkEnd w:id="20"/>
     </w:p>
     <w:p>
       <w:pPr>
@@ -1851,6 +4630,7 @@
       <w:pPr>
         <w:pStyle w:val="Heading1"/>
       </w:pPr>
+      <w:bookmarkStart w:id="21" w:name="_Toc240077598"/>
       <w:r>
         <w:lastRenderedPageBreak/>
         <w:t>8</w:t>
@@ -1858,6 +4638,7 @@
       <w:r>
         <w:t>. Test Environment</w:t>
       </w:r>
+      <w:bookmarkEnd w:id="21"/>
     </w:p>
     <w:p/>
     <w:p>
@@ -1909,9 +4690,11 @@
       <w:pPr>
         <w:pStyle w:val="Heading2"/>
       </w:pPr>
+      <w:bookmarkStart w:id="22" w:name="_Toc240077599"/>
       <w:r>
         <w:t>Automation Environment</w:t>
       </w:r>
+      <w:bookmarkEnd w:id="22"/>
     </w:p>
     <w:p/>
     <w:tbl>
@@ -2318,13 +5101,12 @@
       <w:pPr>
         <w:pStyle w:val="Heading1"/>
       </w:pPr>
+      <w:bookmarkStart w:id="23" w:name="_Toc240077600"/>
       <w:r>
         <w:lastRenderedPageBreak/>
-        <w:t>9</w:t>
-      </w:r>
-      <w:r>
-        <w:t>. Test Data</w:t>
-      </w:r>
+        <w:t>9. Test Data</w:t>
+      </w:r>
+      <w:bookmarkEnd w:id="23"/>
     </w:p>
     <w:p>
       <w:r>
@@ -2752,10 +5534,12 @@
       <w:pPr>
         <w:pStyle w:val="Heading1"/>
       </w:pPr>
+      <w:bookmarkStart w:id="24" w:name="_Toc240077601"/>
       <w:r>
         <w:lastRenderedPageBreak/>
         <w:t>11. Entry Criteria</w:t>
       </w:r>
+      <w:bookmarkEnd w:id="24"/>
     </w:p>
     <w:p>
       <w:r>
@@ -2863,9 +5647,11 @@
       <w:pPr>
         <w:pStyle w:val="Heading1"/>
       </w:pPr>
+      <w:bookmarkStart w:id="25" w:name="_Toc240077602"/>
       <w:r>
         <w:t>12. Exit Criteria</w:t>
       </w:r>
+      <w:bookmarkEnd w:id="25"/>
     </w:p>
     <w:p>
       <w:r>
@@ -2961,15 +5747,11 @@
       <w:pPr>
         <w:pStyle w:val="Heading1"/>
       </w:pPr>
-      <w:r>
-        <w:t>1</w:t>
-      </w:r>
-      <w:r>
-        <w:t>3</w:t>
-      </w:r>
-      <w:r>
-        <w:t>. Test Case Management</w:t>
-      </w:r>
+      <w:bookmarkStart w:id="26" w:name="_Toc240077603"/>
+      <w:r>
+        <w:t>13. Test Case Management</w:t>
+      </w:r>
+      <w:bookmarkEnd w:id="26"/>
     </w:p>
     <w:p>
       <w:pPr>
@@ -3428,332 +6210,340 @@
       <w:pPr>
         <w:pStyle w:val="Heading1"/>
       </w:pPr>
+      <w:bookmarkStart w:id="27" w:name="_Toc240077604"/>
+      <w:r>
+        <w:lastRenderedPageBreak/>
+        <w:t>14. Automation Strategy</w:t>
+      </w:r>
+      <w:bookmarkEnd w:id="27"/>
+    </w:p>
+    <w:p>
+      <w:r>
+        <w:t>Automation will focus primarily on high-value regression scenarios.</w:t>
+      </w:r>
+    </w:p>
+    <w:p/>
+    <w:p>
+      <w:pPr>
+        <w:pStyle w:val="Heading2"/>
+      </w:pPr>
+      <w:bookmarkStart w:id="28" w:name="_Toc240077605"/>
+      <w:r>
+        <w:t>Priority Automation Scenarios</w:t>
+      </w:r>
+      <w:bookmarkEnd w:id="28"/>
+    </w:p>
+    <w:p/>
+    <w:p>
+      <w:pPr>
+        <w:pStyle w:val="Heading3"/>
+      </w:pPr>
+      <w:bookmarkStart w:id="29" w:name="_Toc240077606"/>
+      <w:r>
+        <w:t>Login</w:t>
+      </w:r>
+      <w:bookmarkEnd w:id="29"/>
+    </w:p>
+    <w:p>
+      <w:r>
+        <w:t>Open SauceDemo</w:t>
+      </w:r>
+    </w:p>
+    <w:p>
+      <w:pPr>
+        <w:pStyle w:val="ListParagraph"/>
+        <w:numPr>
+          <w:ilvl w:val="0"/>
+          <w:numId w:val="21"/>
+        </w:numPr>
+      </w:pPr>
+      <w:r>
+        <w:t>Enter valid credentials</w:t>
+      </w:r>
+    </w:p>
+    <w:p>
+      <w:pPr>
+        <w:pStyle w:val="ListParagraph"/>
+        <w:numPr>
+          <w:ilvl w:val="0"/>
+          <w:numId w:val="21"/>
+        </w:numPr>
+      </w:pPr>
+      <w:r>
+        <w:t>Click Login</w:t>
+      </w:r>
+    </w:p>
+    <w:p>
+      <w:pPr>
+        <w:pStyle w:val="ListParagraph"/>
+        <w:numPr>
+          <w:ilvl w:val="0"/>
+          <w:numId w:val="21"/>
+        </w:numPr>
+      </w:pPr>
+      <w:r>
+        <w:t>Verify Products page</w:t>
+      </w:r>
+    </w:p>
+    <w:p/>
+    <w:p>
+      <w:pPr>
+        <w:pStyle w:val="Heading3"/>
+      </w:pPr>
+      <w:bookmarkStart w:id="30" w:name="_Toc240077607"/>
+      <w:r>
+        <w:t>Add Product</w:t>
+      </w:r>
+      <w:bookmarkEnd w:id="30"/>
+    </w:p>
+    <w:p>
+      <w:pPr>
+        <w:pStyle w:val="ListParagraph"/>
+        <w:numPr>
+          <w:ilvl w:val="0"/>
+          <w:numId w:val="22"/>
+        </w:numPr>
+      </w:pPr>
+      <w:r>
+        <w:t>Login</w:t>
+      </w:r>
+    </w:p>
+    <w:p>
+      <w:pPr>
+        <w:pStyle w:val="ListParagraph"/>
+        <w:numPr>
+          <w:ilvl w:val="0"/>
+          <w:numId w:val="22"/>
+        </w:numPr>
+      </w:pPr>
+      <w:r>
+        <w:t>Select product</w:t>
+      </w:r>
+    </w:p>
+    <w:p>
+      <w:pPr>
+        <w:pStyle w:val="ListParagraph"/>
+        <w:numPr>
+          <w:ilvl w:val="0"/>
+          <w:numId w:val="22"/>
+        </w:numPr>
+      </w:pPr>
+      <w:r>
+        <w:t>Add to Cart</w:t>
+      </w:r>
+    </w:p>
+    <w:p>
+      <w:pPr>
+        <w:pStyle w:val="ListParagraph"/>
+        <w:numPr>
+          <w:ilvl w:val="0"/>
+          <w:numId w:val="22"/>
+        </w:numPr>
+      </w:pPr>
+      <w:r>
+        <w:t>Open Cart</w:t>
+      </w:r>
+    </w:p>
+    <w:p>
+      <w:pPr>
+        <w:pStyle w:val="ListParagraph"/>
+        <w:numPr>
+          <w:ilvl w:val="0"/>
+          <w:numId w:val="22"/>
+        </w:numPr>
+      </w:pPr>
+      <w:r>
+        <w:t>Verify product</w:t>
+      </w:r>
+    </w:p>
+    <w:p/>
+    <w:p>
+      <w:pPr>
+        <w:pStyle w:val="Heading3"/>
+      </w:pPr>
+      <w:bookmarkStart w:id="31" w:name="_Toc240077608"/>
+      <w:r>
+        <w:t>Checkout</w:t>
+      </w:r>
+      <w:bookmarkEnd w:id="31"/>
+    </w:p>
+    <w:p>
+      <w:pPr>
+        <w:pStyle w:val="ListParagraph"/>
+        <w:numPr>
+          <w:ilvl w:val="0"/>
+          <w:numId w:val="23"/>
+        </w:numPr>
+      </w:pPr>
+      <w:r>
+        <w:t>Login</w:t>
+      </w:r>
+    </w:p>
+    <w:p>
+      <w:pPr>
+        <w:pStyle w:val="ListParagraph"/>
+        <w:numPr>
+          <w:ilvl w:val="0"/>
+          <w:numId w:val="23"/>
+        </w:numPr>
+      </w:pPr>
+      <w:r>
+        <w:t>Add product</w:t>
+      </w:r>
+    </w:p>
+    <w:p>
+      <w:pPr>
+        <w:pStyle w:val="ListParagraph"/>
+        <w:numPr>
+          <w:ilvl w:val="0"/>
+          <w:numId w:val="23"/>
+        </w:numPr>
+      </w:pPr>
+      <w:r>
+        <w:t>Open Cart</w:t>
+      </w:r>
+    </w:p>
+    <w:p>
+      <w:pPr>
+        <w:pStyle w:val="ListParagraph"/>
+        <w:numPr>
+          <w:ilvl w:val="0"/>
+          <w:numId w:val="23"/>
+        </w:numPr>
+      </w:pPr>
+      <w:r>
+        <w:t>Checkout</w:t>
+      </w:r>
+    </w:p>
+    <w:p>
+      <w:pPr>
+        <w:pStyle w:val="ListParagraph"/>
+        <w:numPr>
+          <w:ilvl w:val="0"/>
+          <w:numId w:val="23"/>
+        </w:numPr>
+      </w:pPr>
+      <w:r>
+        <w:t>Enter customer information</w:t>
+      </w:r>
+    </w:p>
+    <w:p>
+      <w:pPr>
+        <w:pStyle w:val="ListParagraph"/>
+        <w:numPr>
+          <w:ilvl w:val="0"/>
+          <w:numId w:val="23"/>
+        </w:numPr>
+      </w:pPr>
+      <w:r>
+        <w:t>Continue</w:t>
+      </w:r>
+    </w:p>
+    <w:p>
+      <w:pPr>
+        <w:pStyle w:val="ListParagraph"/>
+        <w:numPr>
+          <w:ilvl w:val="0"/>
+          <w:numId w:val="23"/>
+        </w:numPr>
+      </w:pPr>
+      <w:r>
+        <w:t>Verify order summary</w:t>
+      </w:r>
+    </w:p>
+    <w:p/>
+    <w:p>
+      <w:pPr>
+        <w:pStyle w:val="Heading3"/>
+      </w:pPr>
+      <w:bookmarkStart w:id="32" w:name="_Toc240077609"/>
+      <w:r>
+        <w:t>Complete Order</w:t>
+      </w:r>
+      <w:bookmarkEnd w:id="32"/>
+    </w:p>
+    <w:p>
+      <w:pPr>
+        <w:pStyle w:val="ListParagraph"/>
+        <w:numPr>
+          <w:ilvl w:val="0"/>
+          <w:numId w:val="24"/>
+        </w:numPr>
+      </w:pPr>
+      <w:r>
+        <w:t>Login</w:t>
+      </w:r>
+    </w:p>
+    <w:p>
+      <w:pPr>
+        <w:pStyle w:val="ListParagraph"/>
+        <w:numPr>
+          <w:ilvl w:val="0"/>
+          <w:numId w:val="24"/>
+        </w:numPr>
+      </w:pPr>
+      <w:r>
+        <w:t>Add product</w:t>
+      </w:r>
+    </w:p>
+    <w:p>
+      <w:pPr>
+        <w:pStyle w:val="ListParagraph"/>
+        <w:numPr>
+          <w:ilvl w:val="0"/>
+          <w:numId w:val="24"/>
+        </w:numPr>
+      </w:pPr>
+      <w:r>
+        <w:t>Checkout</w:t>
+      </w:r>
+    </w:p>
+    <w:p>
+      <w:pPr>
+        <w:pStyle w:val="ListParagraph"/>
+        <w:numPr>
+          <w:ilvl w:val="0"/>
+          <w:numId w:val="24"/>
+        </w:numPr>
+      </w:pPr>
+      <w:r>
+        <w:t>Complete order</w:t>
+      </w:r>
+    </w:p>
+    <w:p>
+      <w:pPr>
+        <w:pStyle w:val="ListParagraph"/>
+        <w:numPr>
+          <w:ilvl w:val="0"/>
+          <w:numId w:val="24"/>
+        </w:numPr>
+      </w:pPr>
+      <w:r>
+        <w:t>Verify confirmation</w:t>
+      </w:r>
+    </w:p>
+    <w:p/>
+    <w:p>
+      <w:r>
+        <w:br w:type="page"/>
+      </w:r>
+    </w:p>
+    <w:p>
+      <w:pPr>
+        <w:pStyle w:val="Heading1"/>
+      </w:pPr>
+      <w:bookmarkStart w:id="33" w:name="_Toc240077610"/>
       <w:r>
         <w:lastRenderedPageBreak/>
         <w:t>1</w:t>
       </w:r>
       <w:r>
-        <w:t>4</w:t>
-      </w:r>
-      <w:r>
-        <w:t>. Automation Strategy</w:t>
-      </w:r>
-    </w:p>
-    <w:p>
-      <w:r>
-        <w:t>Automation will focus primarily on high-value regression scenarios.</w:t>
-      </w:r>
-    </w:p>
-    <w:p/>
-    <w:p>
-      <w:pPr>
-        <w:pStyle w:val="Heading2"/>
-      </w:pPr>
-      <w:r>
-        <w:t>Priority Automation Scenarios</w:t>
-      </w:r>
-    </w:p>
-    <w:p/>
-    <w:p>
-      <w:pPr>
-        <w:pStyle w:val="Heading3"/>
-      </w:pPr>
-      <w:r>
-        <w:t>Login</w:t>
-      </w:r>
-    </w:p>
-    <w:p>
-      <w:r>
-        <w:t>Open SauceDemo</w:t>
-      </w:r>
-    </w:p>
-    <w:p>
-      <w:pPr>
-        <w:pStyle w:val="ListParagraph"/>
-        <w:numPr>
-          <w:ilvl w:val="0"/>
-          <w:numId w:val="21"/>
-        </w:numPr>
-      </w:pPr>
-      <w:r>
-        <w:t>Enter valid credentials</w:t>
-      </w:r>
-    </w:p>
-    <w:p>
-      <w:pPr>
-        <w:pStyle w:val="ListParagraph"/>
-        <w:numPr>
-          <w:ilvl w:val="0"/>
-          <w:numId w:val="21"/>
-        </w:numPr>
-      </w:pPr>
-      <w:r>
-        <w:t>Click Login</w:t>
-      </w:r>
-    </w:p>
-    <w:p>
-      <w:pPr>
-        <w:pStyle w:val="ListParagraph"/>
-        <w:numPr>
-          <w:ilvl w:val="0"/>
-          <w:numId w:val="21"/>
-        </w:numPr>
-      </w:pPr>
-      <w:r>
-        <w:t>Verify Products page</w:t>
-      </w:r>
-    </w:p>
-    <w:p/>
-    <w:p>
-      <w:pPr>
-        <w:pStyle w:val="Heading3"/>
-      </w:pPr>
-      <w:r>
-        <w:t>Add Product</w:t>
-      </w:r>
-    </w:p>
-    <w:p>
-      <w:pPr>
-        <w:pStyle w:val="ListParagraph"/>
-        <w:numPr>
-          <w:ilvl w:val="0"/>
-          <w:numId w:val="22"/>
-        </w:numPr>
-      </w:pPr>
-      <w:r>
-        <w:t>Login</w:t>
-      </w:r>
-    </w:p>
-    <w:p>
-      <w:pPr>
-        <w:pStyle w:val="ListParagraph"/>
-        <w:numPr>
-          <w:ilvl w:val="0"/>
-          <w:numId w:val="22"/>
-        </w:numPr>
-      </w:pPr>
-      <w:r>
-        <w:t>Select product</w:t>
-      </w:r>
-    </w:p>
-    <w:p>
-      <w:pPr>
-        <w:pStyle w:val="ListParagraph"/>
-        <w:numPr>
-          <w:ilvl w:val="0"/>
-          <w:numId w:val="22"/>
-        </w:numPr>
-      </w:pPr>
-      <w:r>
-        <w:t>Add to Cart</w:t>
-      </w:r>
-    </w:p>
-    <w:p>
-      <w:pPr>
-        <w:pStyle w:val="ListParagraph"/>
-        <w:numPr>
-          <w:ilvl w:val="0"/>
-          <w:numId w:val="22"/>
-        </w:numPr>
-      </w:pPr>
-      <w:r>
-        <w:t>Open Cart</w:t>
-      </w:r>
-    </w:p>
-    <w:p>
-      <w:pPr>
-        <w:pStyle w:val="ListParagraph"/>
-        <w:numPr>
-          <w:ilvl w:val="0"/>
-          <w:numId w:val="22"/>
-        </w:numPr>
-      </w:pPr>
-      <w:r>
-        <w:t>Verify product</w:t>
-      </w:r>
-    </w:p>
-    <w:p/>
-    <w:p>
-      <w:pPr>
-        <w:pStyle w:val="Heading3"/>
-      </w:pPr>
-      <w:r>
-        <w:t>Checkout</w:t>
-      </w:r>
-    </w:p>
-    <w:p>
-      <w:pPr>
-        <w:pStyle w:val="ListParagraph"/>
-        <w:numPr>
-          <w:ilvl w:val="0"/>
-          <w:numId w:val="23"/>
-        </w:numPr>
-      </w:pPr>
-      <w:r>
-        <w:t>Login</w:t>
-      </w:r>
-    </w:p>
-    <w:p>
-      <w:pPr>
-        <w:pStyle w:val="ListParagraph"/>
-        <w:numPr>
-          <w:ilvl w:val="0"/>
-          <w:numId w:val="23"/>
-        </w:numPr>
-      </w:pPr>
-      <w:r>
-        <w:t>Add product</w:t>
-      </w:r>
-    </w:p>
-    <w:p>
-      <w:pPr>
-        <w:pStyle w:val="ListParagraph"/>
-        <w:numPr>
-          <w:ilvl w:val="0"/>
-          <w:numId w:val="23"/>
-        </w:numPr>
-      </w:pPr>
-      <w:r>
-        <w:t>Open Cart</w:t>
-      </w:r>
-    </w:p>
-    <w:p>
-      <w:pPr>
-        <w:pStyle w:val="ListParagraph"/>
-        <w:numPr>
-          <w:ilvl w:val="0"/>
-          <w:numId w:val="23"/>
-        </w:numPr>
-      </w:pPr>
-      <w:r>
-        <w:t>Checkout</w:t>
-      </w:r>
-    </w:p>
-    <w:p>
-      <w:pPr>
-        <w:pStyle w:val="ListParagraph"/>
-        <w:numPr>
-          <w:ilvl w:val="0"/>
-          <w:numId w:val="23"/>
-        </w:numPr>
-      </w:pPr>
-      <w:r>
-        <w:t>Enter customer information</w:t>
-      </w:r>
-    </w:p>
-    <w:p>
-      <w:pPr>
-        <w:pStyle w:val="ListParagraph"/>
-        <w:numPr>
-          <w:ilvl w:val="0"/>
-          <w:numId w:val="23"/>
-        </w:numPr>
-      </w:pPr>
-      <w:r>
-        <w:t>Continue</w:t>
-      </w:r>
-    </w:p>
-    <w:p>
-      <w:pPr>
-        <w:pStyle w:val="ListParagraph"/>
-        <w:numPr>
-          <w:ilvl w:val="0"/>
-          <w:numId w:val="23"/>
-        </w:numPr>
-      </w:pPr>
-      <w:r>
-        <w:t>Verify order summary</w:t>
-      </w:r>
-    </w:p>
-    <w:p/>
-    <w:p>
-      <w:pPr>
-        <w:pStyle w:val="Heading3"/>
-      </w:pPr>
-      <w:r>
-        <w:t>Complete Order</w:t>
-      </w:r>
-    </w:p>
-    <w:p>
-      <w:pPr>
-        <w:pStyle w:val="ListParagraph"/>
-        <w:numPr>
-          <w:ilvl w:val="0"/>
-          <w:numId w:val="24"/>
-        </w:numPr>
-      </w:pPr>
-      <w:r>
-        <w:t>Login</w:t>
-      </w:r>
-    </w:p>
-    <w:p>
-      <w:pPr>
-        <w:pStyle w:val="ListParagraph"/>
-        <w:numPr>
-          <w:ilvl w:val="0"/>
-          <w:numId w:val="24"/>
-        </w:numPr>
-      </w:pPr>
-      <w:r>
-        <w:t>Add product</w:t>
-      </w:r>
-    </w:p>
-    <w:p>
-      <w:pPr>
-        <w:pStyle w:val="ListParagraph"/>
-        <w:numPr>
-          <w:ilvl w:val="0"/>
-          <w:numId w:val="24"/>
-        </w:numPr>
-      </w:pPr>
-      <w:r>
-        <w:t>Checkout</w:t>
-      </w:r>
-    </w:p>
-    <w:p>
-      <w:pPr>
-        <w:pStyle w:val="ListParagraph"/>
-        <w:numPr>
-          <w:ilvl w:val="0"/>
-          <w:numId w:val="24"/>
-        </w:numPr>
-      </w:pPr>
-      <w:r>
-        <w:t>Complete order</w:t>
-      </w:r>
-    </w:p>
-    <w:p>
-      <w:pPr>
-        <w:pStyle w:val="ListParagraph"/>
-        <w:numPr>
-          <w:ilvl w:val="0"/>
-          <w:numId w:val="24"/>
-        </w:numPr>
-      </w:pPr>
-      <w:r>
-        <w:t>Verify confirmation</w:t>
-      </w:r>
-    </w:p>
-    <w:p/>
-    <w:p>
-      <w:r>
-        <w:br w:type="page"/>
-      </w:r>
-    </w:p>
-    <w:p>
-      <w:pPr>
-        <w:pStyle w:val="Heading1"/>
-      </w:pPr>
-      <w:r>
-        <w:lastRenderedPageBreak/>
-        <w:t>1</w:t>
-      </w:r>
-      <w:r>
         <w:t>5</w:t>
       </w:r>
       <w:r>
         <w:t>. Page Object Model</w:t>
       </w:r>
+      <w:bookmarkEnd w:id="33"/>
     </w:p>
     <w:p>
       <w:r>
@@ -3864,15 +6654,11 @@
       <w:pPr>
         <w:pStyle w:val="Heading1"/>
       </w:pPr>
-      <w:r>
-        <w:t>1</w:t>
-      </w:r>
-      <w:r>
-        <w:t>6</w:t>
-      </w:r>
-      <w:r>
-        <w:t>. Smoke Test Suite</w:t>
-      </w:r>
+      <w:bookmarkStart w:id="34" w:name="_Toc240077611"/>
+      <w:r>
+        <w:t>16. Smoke Test Suite</w:t>
+      </w:r>
+      <w:bookmarkEnd w:id="34"/>
     </w:p>
     <w:p>
       <w:r>
@@ -4286,16 +7072,12 @@
       <w:pPr>
         <w:pStyle w:val="Heading1"/>
       </w:pPr>
+      <w:bookmarkStart w:id="35" w:name="_Toc240077612"/>
       <w:r>
         <w:lastRenderedPageBreak/>
-        <w:t>1</w:t>
-      </w:r>
-      <w:r>
-        <w:t>7</w:t>
-      </w:r>
-      <w:r>
-        <w:t>. Regression Test Suite</w:t>
-      </w:r>
+        <w:t>17. Regression Test Suite</w:t>
+      </w:r>
+      <w:bookmarkEnd w:id="35"/>
     </w:p>
     <w:p>
       <w:r>
@@ -4449,12 +7231,11 @@
       <w:pPr>
         <w:pStyle w:val="Heading1"/>
       </w:pPr>
-      <w:r>
-        <w:t>18</w:t>
-      </w:r>
-      <w:r>
-        <w:t>. Test Deliverables</w:t>
-      </w:r>
+      <w:bookmarkStart w:id="36" w:name="_Toc240077613"/>
+      <w:r>
+        <w:t>18. Test Deliverables</w:t>
+      </w:r>
+      <w:bookmarkEnd w:id="36"/>
     </w:p>
     <w:p>
       <w:r>
@@ -4574,12 +7355,11 @@
       <w:pPr>
         <w:pStyle w:val="Heading1"/>
       </w:pPr>
-      <w:r>
-        <w:t>19</w:t>
-      </w:r>
-      <w:r>
-        <w:t>. Conclusion</w:t>
-      </w:r>
+      <w:bookmarkStart w:id="37" w:name="_Toc240077614"/>
+      <w:r>
+        <w:t>19. Conclusion</w:t>
+      </w:r>
+      <w:bookmarkEnd w:id="37"/>
     </w:p>
     <w:p>
       <w:r>
@@ -4597,6 +7377,7 @@
       </w:r>
     </w:p>
     <w:sectPr>
+      <w:footerReference w:type="default" r:id="rId9"/>
       <w:pgSz w:w="11906" w:h="16838"/>
       <w:pgMar w:top="1440" w:right="1440" w:bottom="1440" w:left="1440" w:header="720" w:footer="720" w:gutter="0"/>
       <w:cols w:space="720"/>
@@ -4604,6 +7385,109 @@
     </w:sectPr>
   </w:body>
 </w:document>
+</file>
+
+<file path=word/endnotes.xml><?xml version="1.0" encoding="utf-8"?>
+<w:endnotes xmlns:wpc="http://schemas.microsoft.com/office/word/2010/wordprocessingCanvas" xmlns:cx="http://schemas.microsoft.com/office/drawing/2014/chartex" xmlns:cx1="http://schemas.microsoft.com/office/drawing/2015/9/8/chartex" xmlns:cx2="http://schemas.microsoft.com/office/drawing/2015/10/21/chartex" xmlns:cx3="http://schemas.microsoft.com/office/drawing/2016/5/9/chartex" xmlns:cx4="http://schemas.microsoft.com/office/drawing/2016/5/10/chartex" xmlns:cx5="http://schemas.microsoft.com/office/drawing/2016/5/11/chartex" xmlns:cx6="http://schemas.microsoft.com/office/drawing/2016/5/12/chartex" xmlns:cx7="http://schemas.microsoft.com/office/drawing/2016/5/13/chartex" xmlns:cx8="http://schemas.microsoft.com/office/drawing/2016/5/14/chartex" xmlns:mc="http://schemas.openxmlformats.org/markup-compatibility/2006" xmlns:aink="http://schemas.microsoft.com/office/drawing/2016/ink" xmlns:am3d="http://schemas.microsoft.com/office/drawing/2017/model3d" xmlns:o="urn:schemas-microsoft-com:office:office" xmlns:r="http://schemas.openxmlformats.org/officeDocument/2006/relationships" xmlns:m="http://schemas.openxmlformats.org/officeDocument/2006/math" xmlns:v="urn:schemas-microsoft-com:vml" xmlns:wp14="http://schemas.microsoft.com/office/word/2010/wordprocessingDrawing" xmlns:wp="http://schemas.openxmlformats.org/drawingml/2006/wordprocessingDrawing" xmlns:w10="urn:schemas-microsoft-com:office:word" xmlns:w="http://schemas.openxmlformats.org/wordprocessingml/2006/main" xmlns:w14="http://schemas.microsoft.com/office/word/2010/wordml" xmlns:w15="http://schemas.microsoft.com/office/word/2012/wordml" xmlns:w16cex="http://schemas.microsoft.com/office/word/2018/wordml/cex" xmlns:w16cid="http://schemas.microsoft.com/office/word/2016/wordml/cid" xmlns:w16="http://schemas.microsoft.com/office/word/2018/wordml" xmlns:w16sdtdh="http://schemas.microsoft.com/office/word/2020/wordml/sdtdatahash" xmlns:w16se="http://schemas.microsoft.com/office/word/2015/wordml/symex" xmlns:wpg="http://schemas.microsoft.com/office/word/2010/wordprocessingGroup" xmlns:wpi="http://schemas.microsoft.com/office/word/2010/wordprocessingInk" xmlns:wne="http://schemas.microsoft.com/office/word/2006/wordml" xmlns:wps="http://schemas.microsoft.com/office/word/2010/wordprocessingShape" mc:Ignorable="w14 w15 w16se w16cid w16 w16cex w16sdtdh wp14">
+  <w:endnote w:type="separator" w:id="-1">
+    <w:p>
+      <w:pPr>
+        <w:spacing w:after="0" w:line="240" w:lineRule="auto"/>
+      </w:pPr>
+      <w:r>
+        <w:separator/>
+      </w:r>
+    </w:p>
+  </w:endnote>
+  <w:endnote w:type="continuationSeparator" w:id="0">
+    <w:p>
+      <w:pPr>
+        <w:spacing w:after="0" w:line="240" w:lineRule="auto"/>
+      </w:pPr>
+      <w:r>
+        <w:continuationSeparator/>
+      </w:r>
+    </w:p>
+  </w:endnote>
+</w:endnotes>
+</file>
+
+<file path=word/footer1.xml><?xml version="1.0" encoding="utf-8"?>
+<w:ftr xmlns:wpc="http://schemas.microsoft.com/office/word/2010/wordprocessingCanvas" xmlns:cx="http://schemas.microsoft.com/office/drawing/2014/chartex" xmlns:cx1="http://schemas.microsoft.com/office/drawing/2015/9/8/chartex" xmlns:cx2="http://schemas.microsoft.com/office/drawing/2015/10/21/chartex" xmlns:cx3="http://schemas.microsoft.com/office/drawing/2016/5/9/chartex" xmlns:cx4="http://schemas.microsoft.com/office/drawing/2016/5/10/chartex" xmlns:cx5="http://schemas.microsoft.com/office/drawing/2016/5/11/chartex" xmlns:cx6="http://schemas.microsoft.com/office/drawing/2016/5/12/chartex" xmlns:cx7="http://schemas.microsoft.com/office/drawing/2016/5/13/chartex" xmlns:cx8="http://schemas.microsoft.com/office/drawing/2016/5/14/chartex" xmlns:mc="http://schemas.openxmlformats.org/markup-compatibility/2006" xmlns:aink="http://schemas.microsoft.com/office/drawing/2016/ink" xmlns:am3d="http://schemas.microsoft.com/office/drawing/2017/model3d" xmlns:o="urn:schemas-microsoft-com:office:office" xmlns:r="http://schemas.openxmlformats.org/officeDocument/2006/relationships" xmlns:m="http://schemas.openxmlformats.org/officeDocument/2006/math" xmlns:v="urn:schemas-microsoft-com:vml" xmlns:wp14="http://schemas.microsoft.com/office/word/2010/wordprocessingDrawing" xmlns:wp="http://schemas.openxmlformats.org/drawingml/2006/wordprocessingDrawing" xmlns:w10="urn:schemas-microsoft-com:office:word" xmlns:w="http://schemas.openxmlformats.org/wordprocessingml/2006/main" xmlns:w14="http://schemas.microsoft.com/office/word/2010/wordml" xmlns:w15="http://schemas.microsoft.com/office/word/2012/wordml" xmlns:w16cex="http://schemas.microsoft.com/office/word/2018/wordml/cex" xmlns:w16cid="http://schemas.microsoft.com/office/word/2016/wordml/cid" xmlns:w16="http://schemas.microsoft.com/office/word/2018/wordml" xmlns:w16sdtdh="http://schemas.microsoft.com/office/word/2020/wordml/sdtdatahash" xmlns:w16se="http://schemas.microsoft.com/office/word/2015/wordml/symex" xmlns:wpg="http://schemas.microsoft.com/office/word/2010/wordprocessingGroup" xmlns:wpi="http://schemas.microsoft.com/office/word/2010/wordprocessingInk" xmlns:wne="http://schemas.microsoft.com/office/word/2006/wordml" xmlns:wps="http://schemas.microsoft.com/office/word/2010/wordprocessingShape" mc:Ignorable="w14 w15 w16se w16cid w16 w16cex w16sdtdh wp14">
+  <w:sdt>
+    <w:sdtPr>
+      <w:id w:val="-671954779"/>
+      <w:docPartObj>
+        <w:docPartGallery w:val="Page Numbers (Bottom of Page)"/>
+        <w:docPartUnique/>
+      </w:docPartObj>
+    </w:sdtPr>
+    <w:sdtEndPr>
+      <w:rPr>
+        <w:noProof/>
+      </w:rPr>
+    </w:sdtEndPr>
+    <w:sdtContent>
+      <w:p>
+        <w:pPr>
+          <w:pStyle w:val="Footer"/>
+          <w:jc w:val="right"/>
+        </w:pPr>
+        <w:r>
+          <w:fldChar w:fldCharType="begin"/>
+        </w:r>
+        <w:r>
+          <w:instrText xml:space="preserve"> PAGE   \* MERGEFORMAT </w:instrText>
+        </w:r>
+        <w:r>
+          <w:fldChar w:fldCharType="separate"/>
+        </w:r>
+        <w:r>
+          <w:rPr>
+            <w:noProof/>
+          </w:rPr>
+          <w:t>2</w:t>
+        </w:r>
+        <w:r>
+          <w:rPr>
+            <w:noProof/>
+          </w:rPr>
+          <w:fldChar w:fldCharType="end"/>
+        </w:r>
+      </w:p>
+    </w:sdtContent>
+  </w:sdt>
+  <w:p>
+    <w:pPr>
+      <w:pStyle w:val="Footer"/>
+    </w:pPr>
+  </w:p>
+</w:ftr>
+</file>
+
+<file path=word/footnotes.xml><?xml version="1.0" encoding="utf-8"?>
+<w:footnotes xmlns:wpc="http://schemas.microsoft.com/office/word/2010/wordprocessingCanvas" xmlns:cx="http://schemas.microsoft.com/office/drawing/2014/chartex" xmlns:cx1="http://schemas.microsoft.com/office/drawing/2015/9/8/chartex" xmlns:cx2="http://schemas.microsoft.com/office/drawing/2015/10/21/chartex" xmlns:cx3="http://schemas.microsoft.com/office/drawing/2016/5/9/chartex" xmlns:cx4="http://schemas.microsoft.com/office/drawing/2016/5/10/chartex" xmlns:cx5="http://schemas.microsoft.com/office/drawing/2016/5/11/chartex" xmlns:cx6="http://schemas.microsoft.com/office/drawing/2016/5/12/chartex" xmlns:cx7="http://schemas.microsoft.com/office/drawing/2016/5/13/chartex" xmlns:cx8="http://schemas.microsoft.com/office/drawing/2016/5/14/chartex" xmlns:mc="http://schemas.openxmlformats.org/markup-compatibility/2006" xmlns:aink="http://schemas.microsoft.com/office/drawing/2016/ink" xmlns:am3d="http://schemas.microsoft.com/office/drawing/2017/model3d" xmlns:o="urn:schemas-microsoft-com:office:office" xmlns:r="http://schemas.openxmlformats.org/officeDocument/2006/relationships" xmlns:m="http://schemas.openxmlformats.org/officeDocument/2006/math" xmlns:v="urn:schemas-microsoft-com:vml" xmlns:wp14="http://schemas.microsoft.com/office/word/2010/wordprocessingDrawing" xmlns:wp="http://schemas.openxmlformats.org/drawingml/2006/wordprocessingDrawing" xmlns:w10="urn:schemas-microsoft-com:office:word" xmlns:w="http://schemas.openxmlformats.org/wordprocessingml/2006/main" xmlns:w14="http://schemas.microsoft.com/office/word/2010/wordml" xmlns:w15="http://schemas.microsoft.com/office/word/2012/wordml" xmlns:w16cex="http://schemas.microsoft.com/office/word/2018/wordml/cex" xmlns:w16cid="http://schemas.microsoft.com/office/word/2016/wordml/cid" xmlns:w16="http://schemas.microsoft.com/office/word/2018/wordml" xmlns:w16sdtdh="http://schemas.microsoft.com/office/word/2020/wordml/sdtdatahash" xmlns:w16se="http://schemas.microsoft.com/office/word/2015/wordml/symex" xmlns:wpg="http://schemas.microsoft.com/office/word/2010/wordprocessingGroup" xmlns:wpi="http://schemas.microsoft.com/office/word/2010/wordprocessingInk" xmlns:wne="http://schemas.microsoft.com/office/word/2006/wordml" xmlns:wps="http://schemas.microsoft.com/office/word/2010/wordprocessingShape" mc:Ignorable="w14 w15 w16se w16cid w16 w16cex w16sdtdh wp14">
+  <w:footnote w:type="separator" w:id="-1">
+    <w:p>
+      <w:pPr>
+        <w:spacing w:after="0" w:line="240" w:lineRule="auto"/>
+      </w:pPr>
+      <w:r>
+        <w:separator/>
+      </w:r>
+    </w:p>
+  </w:footnote>
+  <w:footnote w:type="continuationSeparator" w:id="0">
+    <w:p>
+      <w:pPr>
+        <w:spacing w:after="0" w:line="240" w:lineRule="auto"/>
+      </w:pPr>
+      <w:r>
+        <w:continuationSeparator/>
+      </w:r>
+    </w:p>
+  </w:footnote>
+</w:footnotes>
 </file>
 
 <file path=word/numbering.xml><?xml version="1.0" encoding="utf-8"?>
@@ -8415,6 +11299,125 @@
       <w:bCs/>
     </w:rPr>
   </w:style>
+  <w:style w:type="paragraph" w:styleId="TOCHeading">
+    <w:name w:val="TOC Heading"/>
+    <w:basedOn w:val="Heading1"/>
+    <w:next w:val="Normal"/>
+    <w:uiPriority w:val="39"/>
+    <w:unhideWhenUsed/>
+    <w:qFormat/>
+    <w:rsid w:val="00D90F95"/>
+    <w:pPr>
+      <w:spacing w:before="240" w:after="0"/>
+      <w:outlineLvl w:val="9"/>
+    </w:pPr>
+    <w:rPr>
+      <w:rFonts w:asciiTheme="majorHAnsi" w:hAnsiTheme="majorHAnsi"/>
+      <w:b w:val="0"/>
+      <w:color w:val="2F5496" w:themeColor="accent1" w:themeShade="BF"/>
+      <w:u w:val="none"/>
+      <w:lang w:val="en-US"/>
+    </w:rPr>
+  </w:style>
+  <w:style w:type="paragraph" w:styleId="TOC1">
+    <w:name w:val="toc 1"/>
+    <w:basedOn w:val="Normal"/>
+    <w:next w:val="Normal"/>
+    <w:autoRedefine/>
+    <w:uiPriority w:val="39"/>
+    <w:unhideWhenUsed/>
+    <w:rsid w:val="00D90F95"/>
+    <w:pPr>
+      <w:spacing w:after="100"/>
+    </w:pPr>
+  </w:style>
+  <w:style w:type="paragraph" w:styleId="TOC2">
+    <w:name w:val="toc 2"/>
+    <w:basedOn w:val="Normal"/>
+    <w:next w:val="Normal"/>
+    <w:autoRedefine/>
+    <w:uiPriority w:val="39"/>
+    <w:unhideWhenUsed/>
+    <w:rsid w:val="00D90F95"/>
+    <w:pPr>
+      <w:spacing w:after="100"/>
+      <w:ind w:left="220"/>
+    </w:pPr>
+  </w:style>
+  <w:style w:type="paragraph" w:styleId="TOC3">
+    <w:name w:val="toc 3"/>
+    <w:basedOn w:val="Normal"/>
+    <w:next w:val="Normal"/>
+    <w:autoRedefine/>
+    <w:uiPriority w:val="39"/>
+    <w:unhideWhenUsed/>
+    <w:rsid w:val="00D90F95"/>
+    <w:pPr>
+      <w:spacing w:after="100"/>
+      <w:ind w:left="440"/>
+    </w:pPr>
+  </w:style>
+  <w:style w:type="character" w:styleId="Hyperlink">
+    <w:name w:val="Hyperlink"/>
+    <w:basedOn w:val="DefaultParagraphFont"/>
+    <w:uiPriority w:val="99"/>
+    <w:unhideWhenUsed/>
+    <w:rsid w:val="00D90F95"/>
+    <w:rPr>
+      <w:color w:val="0563C1" w:themeColor="hyperlink"/>
+      <w:u w:val="single"/>
+    </w:rPr>
+  </w:style>
+  <w:style w:type="paragraph" w:styleId="Header">
+    <w:name w:val="header"/>
+    <w:basedOn w:val="Normal"/>
+    <w:link w:val="HeaderChar"/>
+    <w:uiPriority w:val="99"/>
+    <w:unhideWhenUsed/>
+    <w:rsid w:val="00D90F95"/>
+    <w:pPr>
+      <w:tabs>
+        <w:tab w:val="center" w:pos="4513"/>
+        <w:tab w:val="right" w:pos="9026"/>
+      </w:tabs>
+      <w:spacing w:after="0" w:line="240" w:lineRule="auto"/>
+    </w:pPr>
+  </w:style>
+  <w:style w:type="character" w:customStyle="1" w:styleId="HeaderChar">
+    <w:name w:val="Header Char"/>
+    <w:basedOn w:val="DefaultParagraphFont"/>
+    <w:link w:val="Header"/>
+    <w:uiPriority w:val="99"/>
+    <w:rsid w:val="00D90F95"/>
+    <w:rPr>
+      <w:rFonts w:ascii="Times New Roman" w:hAnsi="Times New Roman"/>
+    </w:rPr>
+  </w:style>
+  <w:style w:type="paragraph" w:styleId="Footer">
+    <w:name w:val="footer"/>
+    <w:basedOn w:val="Normal"/>
+    <w:link w:val="FooterChar"/>
+    <w:uiPriority w:val="99"/>
+    <w:unhideWhenUsed/>
+    <w:rsid w:val="00D90F95"/>
+    <w:pPr>
+      <w:tabs>
+        <w:tab w:val="center" w:pos="4513"/>
+        <w:tab w:val="right" w:pos="9026"/>
+      </w:tabs>
+      <w:spacing w:after="0" w:line="240" w:lineRule="auto"/>
+    </w:pPr>
+  </w:style>
+  <w:style w:type="character" w:customStyle="1" w:styleId="FooterChar">
+    <w:name w:val="Footer Char"/>
+    <w:basedOn w:val="DefaultParagraphFont"/>
+    <w:link w:val="Footer"/>
+    <w:uiPriority w:val="99"/>
+    <w:rsid w:val="00D90F95"/>
+    <w:rPr>
+      <w:rFonts w:ascii="Times New Roman" w:hAnsi="Times New Roman"/>
+    </w:rPr>
+  </w:style>
 </w:styles>
 </file>
 
@@ -8711,4 +11714,16 @@
     </a:ext>
   </a:extLst>
 </a:theme>
+</file>
+
+<file path=customXml/item1.xml><?xml version="1.0" encoding="utf-8"?>
+<b:Sources xmlns:b="http://schemas.openxmlformats.org/officeDocument/2006/bibliography" xmlns="http://schemas.openxmlformats.org/officeDocument/2006/bibliography" SelectedStyle="\HarvardAnglia2008OfficeOnline.xsl" StyleName="Harvard - Anglia" Version="2008"/>
+</file>
+
+<file path=customXml/itemProps1.xml><?xml version="1.0" encoding="utf-8"?>
+<ds:datastoreItem xmlns:ds="http://schemas.openxmlformats.org/officeDocument/2006/customXml" ds:itemID="{AADFF99D-41FA-4362-9535-B0F89D5AC92C}">
+  <ds:schemaRefs>
+    <ds:schemaRef ds:uri="http://schemas.openxmlformats.org/officeDocument/2006/bibliography"/>
+  </ds:schemaRefs>
+</ds:datastoreItem>
 </file>